--- a/3. AI/2-1. 자연어 처리 기본 - 워드 임베딩, 순환 신경망, 자연어 생성, 트렌스포머.docx
+++ b/3. AI/2-1. 자연어 처리 기본 - 워드 임베딩, 순환 신경망, 자연어 생성, 트렌스포머.docx
@@ -1,6 +1,6 @@
 
 <file path=word/document.xml><?xml version="1.0" encoding="utf-8"?>
-<w:document xmlns:wpc="http://schemas.microsoft.com/office/word/2010/wordprocessingCanvas" xmlns:cx="http://schemas.microsoft.com/office/drawing/2014/chartex" xmlns:cx1="http://schemas.microsoft.com/office/drawing/2015/9/8/chartex" xmlns:cx2="http://schemas.microsoft.com/office/drawing/2015/10/21/chartex" xmlns:cx3="http://schemas.microsoft.com/office/drawing/2016/5/9/chartex" xmlns:cx4="http://schemas.microsoft.com/office/drawing/2016/5/10/chartex" xmlns:cx5="http://schemas.microsoft.com/office/drawing/2016/5/11/chartex" xmlns:cx6="http://schemas.microsoft.com/office/drawing/2016/5/12/chartex" xmlns:cx7="http://schemas.microsoft.com/office/drawing/2016/5/13/chartex" xmlns:cx8="http://schemas.microsoft.com/office/drawing/2016/5/14/chartex" xmlns:mc="http://schemas.openxmlformats.org/markup-compatibility/2006" xmlns:aink="http://schemas.microsoft.com/office/drawing/2016/ink" xmlns:am3d="http://schemas.microsoft.com/office/drawing/2017/model3d" xmlns:o="urn:schemas-microsoft-com:office:office" xmlns:r="http://schemas.openxmlformats.org/officeDocument/2006/relationships" xmlns:m="http://schemas.openxmlformats.org/officeDocument/2006/math" xmlns:v="urn:schemas-microsoft-com:vml" xmlns:wp14="http://schemas.microsoft.com/office/word/2010/wordprocessingDrawing" xmlns:wp="http://schemas.openxmlformats.org/drawingml/2006/wordprocessingDrawing" xmlns:w10="urn:schemas-microsoft-com:office:word" xmlns:w="http://schemas.openxmlformats.org/wordprocessingml/2006/main" xmlns:w14="http://schemas.microsoft.com/office/word/2010/wordml" xmlns:w15="http://schemas.microsoft.com/office/word/2012/wordml" xmlns:w16cex="http://schemas.microsoft.com/office/word/2018/wordml/cex" xmlns:w16cid="http://schemas.microsoft.com/office/word/2016/wordml/cid" xmlns:w16="http://schemas.microsoft.com/office/word/2018/wordml" xmlns:w16sdtdh="http://schemas.microsoft.com/office/word/2020/wordml/sdtdatahash" xmlns:w16se="http://schemas.microsoft.com/office/word/2015/wordml/symex" xmlns:wpg="http://schemas.microsoft.com/office/word/2010/wordprocessingGroup" xmlns:wpi="http://schemas.microsoft.com/office/word/2010/wordprocessingInk" xmlns:wne="http://schemas.microsoft.com/office/word/2006/wordml" xmlns:wps="http://schemas.microsoft.com/office/word/2010/wordprocessingShape" mc:Ignorable="w14 w15 w16se w16cid w16 w16cex w16sdtdh wp14">
+<w:document xmlns:wpc="http://schemas.microsoft.com/office/word/2010/wordprocessingCanvas" xmlns:cx="http://schemas.microsoft.com/office/drawing/2014/chartex" xmlns:cx1="http://schemas.microsoft.com/office/drawing/2015/9/8/chartex" xmlns:cx2="http://schemas.microsoft.com/office/drawing/2015/10/21/chartex" xmlns:cx3="http://schemas.microsoft.com/office/drawing/2016/5/9/chartex" xmlns:cx4="http://schemas.microsoft.com/office/drawing/2016/5/10/chartex" xmlns:cx5="http://schemas.microsoft.com/office/drawing/2016/5/11/chartex" xmlns:cx6="http://schemas.microsoft.com/office/drawing/2016/5/12/chartex" xmlns:cx7="http://schemas.microsoft.com/office/drawing/2016/5/13/chartex" xmlns:cx8="http://schemas.microsoft.com/office/drawing/2016/5/14/chartex" xmlns:mc="http://schemas.openxmlformats.org/markup-compatibility/2006" xmlns:aink="http://schemas.microsoft.com/office/drawing/2016/ink" xmlns:am3d="http://schemas.microsoft.com/office/drawing/2017/model3d" xmlns:o="urn:schemas-microsoft-com:office:office" xmlns:oel="http://schemas.microsoft.com/office/2019/extlst" xmlns:r="http://schemas.openxmlformats.org/officeDocument/2006/relationships" xmlns:m="http://schemas.openxmlformats.org/officeDocument/2006/math" xmlns:v="urn:schemas-microsoft-com:vml" xmlns:wp14="http://schemas.microsoft.com/office/word/2010/wordprocessingDrawing" xmlns:wp="http://schemas.openxmlformats.org/drawingml/2006/wordprocessingDrawing" xmlns:w10="urn:schemas-microsoft-com:office:word" xmlns:w="http://schemas.openxmlformats.org/wordprocessingml/2006/main" xmlns:w14="http://schemas.microsoft.com/office/word/2010/wordml" xmlns:w15="http://schemas.microsoft.com/office/word/2012/wordml" xmlns:w16cei="http://schemas.microsoft.com/office/word/2026/wordml/cei" xmlns:w16cex="http://schemas.microsoft.com/office/word/2018/wordml/cex" xmlns:w16cid="http://schemas.microsoft.com/office/word/2016/wordml/cid" xmlns:w16="http://schemas.microsoft.com/office/word/2018/wordml" xmlns:w16du="http://schemas.microsoft.com/office/word/2023/wordml/word16du" xmlns:w16sdtdh="http://schemas.microsoft.com/office/word/2020/wordml/sdtdatahash" xmlns:w16sdtfl="http://schemas.microsoft.com/office/word/2024/wordml/sdtformatlock" xmlns:w16se="http://schemas.microsoft.com/office/word/2015/wordml/symex" xmlns:wpg="http://schemas.microsoft.com/office/word/2010/wordprocessingGroup" xmlns:wpi="http://schemas.microsoft.com/office/word/2010/wordprocessingInk" xmlns:wne="http://schemas.microsoft.com/office/word/2006/wordml" xmlns:wps="http://schemas.microsoft.com/office/word/2010/wordprocessingShape" mc:Ignorable="w14 w15 w16se w16cid w16 w16cex w16sdtdh w16sdtfl w16du wp14">
   <w:body>
     <w:p>
       <w:pPr>
@@ -122,7 +122,7 @@
           <w:numId w:val="5"/>
         </w:numPr>
         <w:rPr>
-          <w:rFonts w:ascii="굴림" w:eastAsia="굴림" w:hAnsi="굴림" w:hint="eastAsia"/>
+          <w:rFonts w:ascii="굴림" w:eastAsia="굴림" w:hAnsi="굴림"/>
           <w:sz w:val="20"/>
           <w:szCs w:val="20"/>
         </w:rPr>
@@ -180,6 +180,28 @@
       <w:pPr>
         <w:pStyle w:val="a6"/>
         <w:numPr>
+          <w:ilvl w:val="3"/>
+          <w:numId w:val="5"/>
+        </w:numPr>
+        <w:rPr>
+          <w:rFonts w:ascii="굴림" w:eastAsia="굴림" w:hAnsi="굴림"/>
+          <w:sz w:val="20"/>
+          <w:szCs w:val="20"/>
+        </w:rPr>
+      </w:pPr>
+      <w:r>
+        <w:rPr>
+          <w:rFonts w:ascii="굴림" w:eastAsia="굴림" w:hAnsi="굴림" w:hint="eastAsia"/>
+          <w:sz w:val="20"/>
+          <w:szCs w:val="20"/>
+        </w:rPr>
+        <w:t>각 단어끼리의 정보가 겹치지 않아 직교함</w:t>
+      </w:r>
+    </w:p>
+    <w:p>
+      <w:pPr>
+        <w:pStyle w:val="a6"/>
+        <w:numPr>
           <w:ilvl w:val="2"/>
           <w:numId w:val="5"/>
         </w:numPr>
@@ -195,7 +217,23 @@
           <w:sz w:val="20"/>
           <w:szCs w:val="20"/>
         </w:rPr>
-        <w:t>단어가 많아질수록 메모리가 많이 필요하고,</w:t>
+        <w:t>단어가 많아질수록 메모리가 많이 필요하고</w:t>
+      </w:r>
+      <w:r>
+        <w:rPr>
+          <w:rFonts w:ascii="굴림" w:eastAsia="굴림" w:hAnsi="굴림" w:hint="eastAsia"/>
+          <w:sz w:val="20"/>
+          <w:szCs w:val="20"/>
+        </w:rPr>
+        <w:t>(차원의 저주)</w:t>
+      </w:r>
+      <w:r>
+        <w:rPr>
+          <w:rFonts w:ascii="굴림" w:eastAsia="굴림" w:hAnsi="굴림" w:hint="eastAsia"/>
+          <w:sz w:val="20"/>
+          <w:szCs w:val="20"/>
+        </w:rPr>
+        <w:t>,</w:t>
       </w:r>
       <w:r>
         <w:rPr>
@@ -487,7 +525,23 @@
           <w:sz w:val="20"/>
           <w:szCs w:val="20"/>
         </w:rPr>
-        <w:t xml:space="preserve">중심 단어를 놓고 그 주변 단어들을 예측하는 방법 </w:t>
+        <w:t>중심 단어를 놓고 그 주변 단어</w:t>
+      </w:r>
+      <w:r>
+        <w:rPr>
+          <w:rFonts w:ascii="굴림" w:eastAsia="굴림" w:hAnsi="굴림" w:hint="eastAsia"/>
+          <w:sz w:val="20"/>
+          <w:szCs w:val="20"/>
+        </w:rPr>
+        <w:t>를</w:t>
+      </w:r>
+      <w:r>
+        <w:rPr>
+          <w:rFonts w:ascii="굴림" w:eastAsia="굴림" w:hAnsi="굴림" w:hint="eastAsia"/>
+          <w:sz w:val="20"/>
+          <w:szCs w:val="20"/>
+        </w:rPr>
+        <w:t xml:space="preserve"> 예측하는 방법 </w:t>
       </w:r>
       <w:r>
         <w:rPr>
@@ -650,6 +704,28 @@
       <w:pPr>
         <w:pStyle w:val="a6"/>
         <w:numPr>
+          <w:ilvl w:val="4"/>
+          <w:numId w:val="5"/>
+        </w:numPr>
+        <w:rPr>
+          <w:rFonts w:ascii="굴림" w:eastAsia="굴림" w:hAnsi="굴림"/>
+          <w:sz w:val="20"/>
+          <w:szCs w:val="20"/>
+        </w:rPr>
+      </w:pPr>
+      <w:r>
+        <w:rPr>
+          <w:rFonts w:ascii="굴림" w:eastAsia="굴림" w:hAnsi="굴림" w:hint="eastAsia"/>
+          <w:sz w:val="20"/>
+          <w:szCs w:val="20"/>
+        </w:rPr>
+        <w:t>윈도우가 2라면 앞 뒤 2개씩 총 4번의 새로운 학습을 함</w:t>
+      </w:r>
+    </w:p>
+    <w:p>
+      <w:pPr>
+        <w:pStyle w:val="a6"/>
+        <w:numPr>
           <w:ilvl w:val="3"/>
           <w:numId w:val="5"/>
         </w:numPr>
@@ -777,7 +853,7 @@
     <w:p>
       <w:pPr>
         <w:rPr>
-          <w:rFonts w:ascii="굴림" w:eastAsia="굴림" w:hAnsi="굴림" w:hint="eastAsia"/>
+          <w:rFonts w:ascii="굴림" w:eastAsia="굴림" w:hAnsi="굴림"/>
           <w:sz w:val="20"/>
           <w:szCs w:val="20"/>
         </w:rPr>
@@ -1059,6 +1135,255 @@
       <w:pPr>
         <w:pStyle w:val="a6"/>
         <w:numPr>
+          <w:ilvl w:val="2"/>
+          <w:numId w:val="5"/>
+        </w:numPr>
+        <w:rPr>
+          <w:rFonts w:ascii="굴림" w:eastAsia="굴림" w:hAnsi="굴림"/>
+          <w:sz w:val="20"/>
+          <w:szCs w:val="20"/>
+        </w:rPr>
+      </w:pPr>
+      <w:r>
+        <w:rPr>
+          <w:rFonts w:ascii="굴림" w:eastAsia="굴림" w:hAnsi="굴림" w:hint="eastAsia"/>
+          <w:sz w:val="20"/>
+          <w:szCs w:val="20"/>
+        </w:rPr>
+        <w:t>가변 길이 입력을 받을 수 있고, 이전 입력이 이후 입력에 영향을 주는 모델</w:t>
+      </w:r>
+    </w:p>
+    <w:p>
+      <w:pPr>
+        <w:pStyle w:val="a6"/>
+        <w:numPr>
+          <w:ilvl w:val="2"/>
+          <w:numId w:val="5"/>
+        </w:numPr>
+        <w:rPr>
+          <w:rFonts w:ascii="굴림" w:eastAsia="굴림" w:hAnsi="굴림"/>
+          <w:sz w:val="20"/>
+          <w:szCs w:val="20"/>
+        </w:rPr>
+      </w:pPr>
+      <w:r>
+        <w:rPr>
+          <w:rFonts w:ascii="굴림" w:eastAsia="굴림" w:hAnsi="굴림" w:hint="eastAsia"/>
+          <w:sz w:val="20"/>
+          <w:szCs w:val="20"/>
+        </w:rPr>
+        <w:t xml:space="preserve">이전 시점의 정보를 담는 </w:t>
+      </w:r>
+      <w:r>
+        <w:rPr>
+          <w:rFonts w:ascii="굴림" w:eastAsia="굴림" w:hAnsi="굴림" w:hint="eastAsia"/>
+          <w:sz w:val="20"/>
+          <w:szCs w:val="20"/>
+          <w:u w:val="single"/>
+        </w:rPr>
+        <w:t>히든 스테이트</w:t>
+      </w:r>
+      <w:r>
+        <w:rPr>
+          <w:rFonts w:ascii="굴림" w:eastAsia="굴림" w:hAnsi="굴림" w:hint="eastAsia"/>
+          <w:sz w:val="20"/>
+          <w:szCs w:val="20"/>
+        </w:rPr>
+        <w:t>를 사용</w:t>
+      </w:r>
+    </w:p>
+    <w:p>
+      <w:pPr>
+        <w:pStyle w:val="a6"/>
+        <w:numPr>
+          <w:ilvl w:val="3"/>
+          <w:numId w:val="5"/>
+        </w:numPr>
+        <w:rPr>
+          <w:rFonts w:ascii="굴림" w:eastAsia="굴림" w:hAnsi="굴림"/>
+          <w:sz w:val="20"/>
+          <w:szCs w:val="20"/>
+        </w:rPr>
+      </w:pPr>
+      <w:r>
+        <w:rPr>
+          <w:rFonts w:ascii="굴림" w:eastAsia="굴림" w:hAnsi="굴림" w:hint="eastAsia"/>
+          <w:sz w:val="20"/>
+          <w:szCs w:val="20"/>
+        </w:rPr>
+        <w:t>이전의 히든 스테이트를 입력값을 받아 새로운 히든 스테이트를 출력하는 형식</w:t>
+      </w:r>
+    </w:p>
+    <w:p>
+      <w:pPr>
+        <w:pStyle w:val="a6"/>
+        <w:numPr>
+          <w:ilvl w:val="2"/>
+          <w:numId w:val="5"/>
+        </w:numPr>
+        <w:rPr>
+          <w:rFonts w:ascii="굴림" w:eastAsia="굴림" w:hAnsi="굴림"/>
+          <w:sz w:val="20"/>
+          <w:szCs w:val="20"/>
+        </w:rPr>
+      </w:pPr>
+      <w:r>
+        <w:rPr>
+          <w:rFonts w:ascii="굴림" w:eastAsia="굴림" w:hAnsi="굴림" w:hint="eastAsia"/>
+          <w:sz w:val="20"/>
+          <w:szCs w:val="20"/>
+        </w:rPr>
+        <w:t xml:space="preserve">한계점 </w:t>
+      </w:r>
+      <w:r>
+        <w:rPr>
+          <w:rFonts w:ascii="굴림" w:eastAsia="굴림" w:hAnsi="굴림"/>
+          <w:sz w:val="20"/>
+          <w:szCs w:val="20"/>
+        </w:rPr>
+        <w:t>–</w:t>
+      </w:r>
+      <w:r>
+        <w:rPr>
+          <w:rFonts w:ascii="굴림" w:eastAsia="굴림" w:hAnsi="굴림" w:hint="eastAsia"/>
+          <w:sz w:val="20"/>
+          <w:szCs w:val="20"/>
+        </w:rPr>
+        <w:t xml:space="preserve"> </w:t>
+      </w:r>
+      <w:r>
+        <w:rPr>
+          <w:rFonts w:ascii="굴림" w:eastAsia="굴림" w:hAnsi="굴림" w:hint="eastAsia"/>
+          <w:sz w:val="20"/>
+          <w:szCs w:val="20"/>
+        </w:rPr>
+        <w:t>기울기 소실 또는 폭주</w:t>
+      </w:r>
+    </w:p>
+    <w:p>
+      <w:pPr>
+        <w:pStyle w:val="a6"/>
+        <w:numPr>
+          <w:ilvl w:val="3"/>
+          <w:numId w:val="5"/>
+        </w:numPr>
+        <w:rPr>
+          <w:rFonts w:ascii="굴림" w:eastAsia="굴림" w:hAnsi="굴림"/>
+          <w:sz w:val="20"/>
+          <w:szCs w:val="20"/>
+        </w:rPr>
+      </w:pPr>
+      <w:r>
+        <w:rPr>
+          <w:rFonts w:ascii="굴림" w:eastAsia="굴림" w:hAnsi="굴림" w:hint="eastAsia"/>
+          <w:sz w:val="20"/>
+          <w:szCs w:val="20"/>
+        </w:rPr>
+        <w:t>앞의 값들을 연속적으로 가져오며 가중을 시키는데 이 과정을 곱셈으로 반복</w:t>
+      </w:r>
+    </w:p>
+    <w:p>
+      <w:pPr>
+        <w:pStyle w:val="a6"/>
+        <w:numPr>
+          <w:ilvl w:val="3"/>
+          <w:numId w:val="5"/>
+        </w:numPr>
+        <w:rPr>
+          <w:rFonts w:ascii="굴림" w:eastAsia="굴림" w:hAnsi="굴림"/>
+          <w:sz w:val="20"/>
+          <w:szCs w:val="20"/>
+        </w:rPr>
+      </w:pPr>
+      <w:r>
+        <w:rPr>
+          <w:rFonts w:ascii="굴림" w:eastAsia="굴림" w:hAnsi="굴림" w:hint="eastAsia"/>
+          <w:sz w:val="20"/>
+          <w:szCs w:val="20"/>
+        </w:rPr>
+        <w:t xml:space="preserve">기울기의 소실 </w:t>
+      </w:r>
+      <w:r>
+        <w:rPr>
+          <w:rFonts w:ascii="굴림" w:eastAsia="굴림" w:hAnsi="굴림"/>
+          <w:sz w:val="20"/>
+          <w:szCs w:val="20"/>
+        </w:rPr>
+        <w:t>–</w:t>
+      </w:r>
+      <w:r>
+        <w:rPr>
+          <w:rFonts w:ascii="굴림" w:eastAsia="굴림" w:hAnsi="굴림" w:hint="eastAsia"/>
+          <w:sz w:val="20"/>
+          <w:szCs w:val="20"/>
+        </w:rPr>
+        <w:t xml:space="preserve"> 역전파 과정에서 작은 값들이 계속 곱해지며 앞 층의 기울기가 0에 가까워져 장기 의존성 학습이 어려워짐</w:t>
+      </w:r>
+    </w:p>
+    <w:p>
+      <w:pPr>
+        <w:pStyle w:val="a6"/>
+        <w:numPr>
+          <w:ilvl w:val="3"/>
+          <w:numId w:val="5"/>
+        </w:numPr>
+        <w:rPr>
+          <w:rFonts w:ascii="굴림" w:eastAsia="굴림" w:hAnsi="굴림"/>
+          <w:sz w:val="20"/>
+          <w:szCs w:val="20"/>
+        </w:rPr>
+      </w:pPr>
+      <w:r>
+        <w:rPr>
+          <w:rFonts w:ascii="굴림" w:eastAsia="굴림" w:hAnsi="굴림" w:hint="eastAsia"/>
+          <w:sz w:val="20"/>
+          <w:szCs w:val="20"/>
+        </w:rPr>
+        <w:t xml:space="preserve">기울기 폭주 </w:t>
+      </w:r>
+      <w:r>
+        <w:rPr>
+          <w:rFonts w:ascii="굴림" w:eastAsia="굴림" w:hAnsi="굴림"/>
+          <w:sz w:val="20"/>
+          <w:szCs w:val="20"/>
+        </w:rPr>
+        <w:t>–</w:t>
+      </w:r>
+      <w:r>
+        <w:rPr>
+          <w:rFonts w:ascii="굴림" w:eastAsia="굴림" w:hAnsi="굴림" w:hint="eastAsia"/>
+          <w:sz w:val="20"/>
+          <w:szCs w:val="20"/>
+        </w:rPr>
+        <w:t xml:space="preserve"> 1 이상의 값이 연달아 나오면서 무한히 커짐</w:t>
+      </w:r>
+    </w:p>
+    <w:p>
+      <w:pPr>
+        <w:pStyle w:val="a6"/>
+        <w:numPr>
+          <w:ilvl w:val="4"/>
+          <w:numId w:val="5"/>
+        </w:numPr>
+        <w:rPr>
+          <w:rFonts w:ascii="굴림" w:eastAsia="굴림" w:hAnsi="굴림"/>
+          <w:sz w:val="20"/>
+          <w:szCs w:val="20"/>
+        </w:rPr>
+      </w:pPr>
+      <w:r>
+        <w:rPr>
+          <w:rFonts w:ascii="굴림" w:eastAsia="굴림" w:hAnsi="굴림" w:hint="eastAsia"/>
+          <w:sz w:val="20"/>
+          <w:szCs w:val="20"/>
+        </w:rPr>
+        <w:t>기울기 값을 강제로 절삭 가능하지만 결국 잘못된 기울기를 구하는 결과</w:t>
+      </w:r>
+    </w:p>
+    <w:p>
+      <w:pPr>
+        <w:pStyle w:val="a6"/>
+        <w:numPr>
           <w:ilvl w:val="1"/>
           <w:numId w:val="5"/>
         </w:numPr>
@@ -1097,6 +1422,259 @@
       <w:pPr>
         <w:pStyle w:val="a6"/>
         <w:numPr>
+          <w:ilvl w:val="2"/>
+          <w:numId w:val="5"/>
+        </w:numPr>
+        <w:rPr>
+          <w:rFonts w:ascii="굴림" w:eastAsia="굴림" w:hAnsi="굴림"/>
+          <w:sz w:val="20"/>
+          <w:szCs w:val="20"/>
+        </w:rPr>
+      </w:pPr>
+      <w:r>
+        <w:rPr>
+          <w:rFonts w:ascii="굴림" w:eastAsia="굴림" w:hAnsi="굴림" w:hint="eastAsia"/>
+          <w:sz w:val="20"/>
+          <w:szCs w:val="20"/>
+        </w:rPr>
+        <w:t>기울기 소실 문제를 해결하기 위해 발전된 RNN</w:t>
+      </w:r>
+    </w:p>
+    <w:p>
+      <w:pPr>
+        <w:pStyle w:val="a6"/>
+        <w:numPr>
+          <w:ilvl w:val="2"/>
+          <w:numId w:val="5"/>
+        </w:numPr>
+        <w:rPr>
+          <w:rFonts w:ascii="굴림" w:eastAsia="굴림" w:hAnsi="굴림"/>
+          <w:sz w:val="20"/>
+          <w:szCs w:val="20"/>
+        </w:rPr>
+      </w:pPr>
+      <w:r>
+        <w:rPr>
+          <w:rFonts w:ascii="굴림" w:eastAsia="굴림" w:hAnsi="굴림" w:hint="eastAsia"/>
+          <w:sz w:val="20"/>
+          <w:szCs w:val="20"/>
+        </w:rPr>
+        <w:t>히든 스테이트 말고도 cell state를 하나 더 둬서 장기 기억을 담당하게 함</w:t>
+      </w:r>
+    </w:p>
+    <w:p>
+      <w:pPr>
+        <w:pStyle w:val="a6"/>
+        <w:numPr>
+          <w:ilvl w:val="3"/>
+          <w:numId w:val="5"/>
+        </w:numPr>
+        <w:rPr>
+          <w:rFonts w:ascii="굴림" w:eastAsia="굴림" w:hAnsi="굴림"/>
+          <w:sz w:val="20"/>
+          <w:szCs w:val="20"/>
+        </w:rPr>
+      </w:pPr>
+      <w:r>
+        <w:rPr>
+          <w:rFonts w:ascii="굴림" w:eastAsia="굴림" w:hAnsi="굴림" w:hint="eastAsia"/>
+          <w:sz w:val="20"/>
+          <w:szCs w:val="20"/>
+        </w:rPr>
+        <w:t>히든 스테이트에서 분석한 내용들이 목적과 관계가 있는지 시그모이드 함수로 판단한 후 중요한 정보라고 판단되면 셀 스테이트에 저장</w:t>
+      </w:r>
+    </w:p>
+    <w:p>
+      <w:pPr>
+        <w:pStyle w:val="a6"/>
+        <w:numPr>
+          <w:ilvl w:val="3"/>
+          <w:numId w:val="5"/>
+        </w:numPr>
+        <w:rPr>
+          <w:rFonts w:ascii="굴림" w:eastAsia="굴림" w:hAnsi="굴림"/>
+          <w:sz w:val="20"/>
+          <w:szCs w:val="20"/>
+        </w:rPr>
+      </w:pPr>
+      <w:r>
+        <w:rPr>
+          <w:rFonts w:ascii="굴림" w:eastAsia="굴림" w:hAnsi="굴림" w:hint="eastAsia"/>
+          <w:sz w:val="20"/>
+          <w:szCs w:val="20"/>
+        </w:rPr>
+        <w:t xml:space="preserve">forget gate </w:t>
+      </w:r>
+      <w:r>
+        <w:rPr>
+          <w:rFonts w:ascii="굴림" w:eastAsia="굴림" w:hAnsi="굴림"/>
+          <w:sz w:val="20"/>
+          <w:szCs w:val="20"/>
+        </w:rPr>
+        <w:t>–</w:t>
+      </w:r>
+      <w:r>
+        <w:rPr>
+          <w:rFonts w:ascii="굴림" w:eastAsia="굴림" w:hAnsi="굴림" w:hint="eastAsia"/>
+          <w:sz w:val="20"/>
+          <w:szCs w:val="20"/>
+        </w:rPr>
+        <w:t xml:space="preserve"> </w:t>
+      </w:r>
+      <w:r>
+        <w:rPr>
+          <w:rFonts w:ascii="굴림" w:eastAsia="굴림" w:hAnsi="굴림"/>
+          <w:sz w:val="20"/>
+          <w:szCs w:val="20"/>
+        </w:rPr>
+        <w:t>이전</w:t>
+      </w:r>
+      <w:r>
+        <w:rPr>
+          <w:rFonts w:ascii="굴림" w:eastAsia="굴림" w:hAnsi="굴림" w:hint="eastAsia"/>
+          <w:sz w:val="20"/>
+          <w:szCs w:val="20"/>
+        </w:rPr>
+        <w:t xml:space="preserve"> 셀 스테이트에서 </w:t>
+      </w:r>
+      <w:r>
+        <w:rPr>
+          <w:rFonts w:ascii="굴림" w:eastAsia="굴림" w:hAnsi="굴림" w:hint="eastAsia"/>
+          <w:sz w:val="20"/>
+          <w:szCs w:val="20"/>
+        </w:rPr>
+        <w:t>무엇을 버리고 가져갈지를 0과 1을 곱해줌으로 결정</w:t>
+      </w:r>
+    </w:p>
+    <w:p>
+      <w:pPr>
+        <w:pStyle w:val="a6"/>
+        <w:numPr>
+          <w:ilvl w:val="3"/>
+          <w:numId w:val="5"/>
+        </w:numPr>
+        <w:rPr>
+          <w:rFonts w:ascii="굴림" w:eastAsia="굴림" w:hAnsi="굴림"/>
+          <w:sz w:val="20"/>
+          <w:szCs w:val="20"/>
+        </w:rPr>
+      </w:pPr>
+      <w:r>
+        <w:rPr>
+          <w:rFonts w:ascii="굴림" w:eastAsia="굴림" w:hAnsi="굴림" w:hint="eastAsia"/>
+          <w:sz w:val="20"/>
+          <w:szCs w:val="20"/>
+        </w:rPr>
+        <w:t xml:space="preserve">input gate </w:t>
+      </w:r>
+      <w:r>
+        <w:rPr>
+          <w:rFonts w:ascii="굴림" w:eastAsia="굴림" w:hAnsi="굴림"/>
+          <w:sz w:val="20"/>
+          <w:szCs w:val="20"/>
+        </w:rPr>
+        <w:t>–</w:t>
+      </w:r>
+      <w:r>
+        <w:rPr>
+          <w:rFonts w:ascii="굴림" w:eastAsia="굴림" w:hAnsi="굴림" w:hint="eastAsia"/>
+          <w:sz w:val="20"/>
+          <w:szCs w:val="20"/>
+        </w:rPr>
+        <w:t xml:space="preserve"> </w:t>
+      </w:r>
+      <w:r>
+        <w:rPr>
+          <w:rFonts w:ascii="굴림" w:eastAsia="굴림" w:hAnsi="굴림" w:hint="eastAsia"/>
+          <w:sz w:val="20"/>
+          <w:szCs w:val="20"/>
+        </w:rPr>
+        <w:t>가져갈 값들을 셀 스테이트에 업로드</w:t>
+      </w:r>
+    </w:p>
+    <w:p>
+      <w:pPr>
+        <w:pStyle w:val="a6"/>
+        <w:numPr>
+          <w:ilvl w:val="3"/>
+          <w:numId w:val="5"/>
+        </w:numPr>
+        <w:rPr>
+          <w:rFonts w:ascii="굴림" w:eastAsia="굴림" w:hAnsi="굴림"/>
+          <w:sz w:val="20"/>
+          <w:szCs w:val="20"/>
+        </w:rPr>
+      </w:pPr>
+      <w:r>
+        <w:rPr>
+          <w:rFonts w:ascii="굴림" w:eastAsia="굴림" w:hAnsi="굴림" w:hint="eastAsia"/>
+          <w:sz w:val="20"/>
+          <w:szCs w:val="20"/>
+        </w:rPr>
+        <w:t xml:space="preserve">output gate </w:t>
+      </w:r>
+      <w:r>
+        <w:rPr>
+          <w:rFonts w:ascii="굴림" w:eastAsia="굴림" w:hAnsi="굴림"/>
+          <w:sz w:val="20"/>
+          <w:szCs w:val="20"/>
+        </w:rPr>
+        <w:t>–</w:t>
+      </w:r>
+      <w:r>
+        <w:rPr>
+          <w:rFonts w:ascii="굴림" w:eastAsia="굴림" w:hAnsi="굴림" w:hint="eastAsia"/>
+          <w:sz w:val="20"/>
+          <w:szCs w:val="20"/>
+        </w:rPr>
+        <w:t xml:space="preserve"> </w:t>
+      </w:r>
+      <w:r>
+        <w:rPr>
+          <w:rFonts w:ascii="굴림" w:eastAsia="굴림" w:hAnsi="굴림" w:hint="eastAsia"/>
+          <w:sz w:val="20"/>
+          <w:szCs w:val="20"/>
+        </w:rPr>
+        <w:t xml:space="preserve">다음 히든 스테이트로 </w:t>
+      </w:r>
+      <w:r>
+        <w:rPr>
+          <w:rFonts w:ascii="굴림" w:eastAsia="굴림" w:hAnsi="굴림" w:hint="eastAsia"/>
+          <w:sz w:val="20"/>
+          <w:szCs w:val="20"/>
+        </w:rPr>
+        <w:t xml:space="preserve">어떤 </w:t>
+      </w:r>
+      <w:r>
+        <w:rPr>
+          <w:rFonts w:ascii="굴림" w:eastAsia="굴림" w:hAnsi="굴림" w:hint="eastAsia"/>
+          <w:sz w:val="20"/>
+          <w:szCs w:val="20"/>
+        </w:rPr>
+        <w:t>값을 넘</w:t>
+      </w:r>
+      <w:r>
+        <w:rPr>
+          <w:rFonts w:ascii="굴림" w:eastAsia="굴림" w:hAnsi="굴림" w:hint="eastAsia"/>
+          <w:sz w:val="20"/>
+          <w:szCs w:val="20"/>
+        </w:rPr>
+        <w:t>길지 판단</w:t>
+      </w:r>
+    </w:p>
+    <w:p>
+      <w:pPr>
+        <w:rPr>
+          <w:rFonts w:ascii="굴림" w:eastAsia="굴림" w:hAnsi="굴림" w:hint="eastAsia"/>
+          <w:sz w:val="20"/>
+          <w:szCs w:val="20"/>
+        </w:rPr>
+      </w:pPr>
+    </w:p>
+    <w:p>
+      <w:pPr>
+        <w:pStyle w:val="a6"/>
+        <w:numPr>
           <w:ilvl w:val="0"/>
           <w:numId w:val="5"/>
         </w:numPr>
@@ -1134,6 +1712,98 @@
           <w:sz w:val="20"/>
           <w:szCs w:val="20"/>
         </w:rPr>
+        <w:t xml:space="preserve">언어모델 </w:t>
+      </w:r>
+      <w:r>
+        <w:rPr>
+          <w:rFonts w:ascii="굴림" w:eastAsia="굴림" w:hAnsi="굴림"/>
+          <w:sz w:val="20"/>
+          <w:szCs w:val="20"/>
+        </w:rPr>
+        <w:t>–</w:t>
+      </w:r>
+      <w:r>
+        <w:rPr>
+          <w:rFonts w:ascii="굴림" w:eastAsia="굴림" w:hAnsi="굴림" w:hint="eastAsia"/>
+          <w:sz w:val="20"/>
+          <w:szCs w:val="20"/>
+        </w:rPr>
+        <w:t xml:space="preserve"> 문맥과 다음 토큰의 확률 분포를 보고 다음 토큰을 학습하는 모델</w:t>
+      </w:r>
+    </w:p>
+    <w:p>
+      <w:pPr>
+        <w:pStyle w:val="a6"/>
+        <w:numPr>
+          <w:ilvl w:val="2"/>
+          <w:numId w:val="5"/>
+        </w:numPr>
+        <w:rPr>
+          <w:rFonts w:ascii="굴림" w:eastAsia="굴림" w:hAnsi="굴림" w:hint="eastAsia"/>
+          <w:sz w:val="20"/>
+          <w:szCs w:val="20"/>
+        </w:rPr>
+      </w:pPr>
+      <w:r>
+        <w:rPr>
+          <w:rFonts w:ascii="굴림" w:eastAsia="굴림" w:hAnsi="굴림" w:hint="eastAsia"/>
+          <w:sz w:val="20"/>
+          <w:szCs w:val="20"/>
+        </w:rPr>
+        <w:t xml:space="preserve">N-gram </w:t>
+      </w:r>
+      <w:r>
+        <w:rPr>
+          <w:rFonts w:ascii="굴림" w:eastAsia="굴림" w:hAnsi="굴림"/>
+          <w:sz w:val="20"/>
+          <w:szCs w:val="20"/>
+        </w:rPr>
+        <w:t>–</w:t>
+      </w:r>
+      <w:r>
+        <w:rPr>
+          <w:rFonts w:ascii="굴림" w:eastAsia="굴림" w:hAnsi="굴림" w:hint="eastAsia"/>
+          <w:sz w:val="20"/>
+          <w:szCs w:val="20"/>
+        </w:rPr>
+        <w:t xml:space="preserve"> </w:t>
+      </w:r>
+      <w:r>
+        <w:rPr>
+          <w:rFonts w:ascii="굴림" w:eastAsia="굴림" w:hAnsi="굴림"/>
+          <w:sz w:val="20"/>
+          <w:szCs w:val="20"/>
+        </w:rPr>
+        <w:t>앞의</w:t>
+      </w:r>
+      <w:r>
+        <w:rPr>
+          <w:rFonts w:ascii="굴림" w:eastAsia="굴림" w:hAnsi="굴림" w:hint="eastAsia"/>
+          <w:sz w:val="20"/>
+          <w:szCs w:val="20"/>
+        </w:rPr>
+        <w:t xml:space="preserve"> n 번째 단어까지를 문맥으로 보고 다음 토큰 확률에 대한 통계를 내림 </w:t>
+      </w:r>
+    </w:p>
+    <w:p>
+      <w:pPr>
+        <w:pStyle w:val="a6"/>
+        <w:numPr>
+          <w:ilvl w:val="1"/>
+          <w:numId w:val="5"/>
+        </w:numPr>
+        <w:rPr>
+          <w:rFonts w:ascii="굴림" w:eastAsia="굴림" w:hAnsi="굴림"/>
+          <w:sz w:val="20"/>
+          <w:szCs w:val="20"/>
+        </w:rPr>
+      </w:pPr>
+      <w:r>
+        <w:rPr>
+          <w:rFonts w:ascii="굴림" w:eastAsia="굴림" w:hAnsi="굴림" w:hint="eastAsia"/>
+          <w:sz w:val="20"/>
+          <w:szCs w:val="20"/>
+        </w:rPr>
         <w:t>S</w:t>
       </w:r>
       <w:r>
@@ -1144,6 +1814,162 @@
         </w:rPr>
         <w:t>ea25eq</w:t>
       </w:r>
+      <w:r>
+        <w:rPr>
+          <w:rFonts w:ascii="굴림" w:eastAsia="굴림" w:hAnsi="굴림" w:hint="eastAsia"/>
+          <w:sz w:val="20"/>
+          <w:szCs w:val="20"/>
+        </w:rPr>
+        <w:t xml:space="preserve"> </w:t>
+      </w:r>
+      <w:r>
+        <w:rPr>
+          <w:rFonts w:ascii="굴림" w:eastAsia="굴림" w:hAnsi="굴림"/>
+          <w:sz w:val="20"/>
+          <w:szCs w:val="20"/>
+        </w:rPr>
+        <w:t>–</w:t>
+      </w:r>
+      <w:r>
+        <w:rPr>
+          <w:rFonts w:ascii="굴림" w:eastAsia="굴림" w:hAnsi="굴림" w:hint="eastAsia"/>
+          <w:sz w:val="20"/>
+          <w:szCs w:val="20"/>
+        </w:rPr>
+        <w:t xml:space="preserve"> 인코더-디코더 구조 </w:t>
+      </w:r>
+    </w:p>
+    <w:p>
+      <w:pPr>
+        <w:pStyle w:val="a6"/>
+        <w:numPr>
+          <w:ilvl w:val="2"/>
+          <w:numId w:val="5"/>
+        </w:numPr>
+        <w:rPr>
+          <w:rFonts w:ascii="굴림" w:eastAsia="굴림" w:hAnsi="굴림"/>
+          <w:sz w:val="20"/>
+          <w:szCs w:val="20"/>
+        </w:rPr>
+      </w:pPr>
+      <w:r>
+        <w:rPr>
+          <w:rFonts w:ascii="굴림" w:eastAsia="굴림" w:hAnsi="굴림" w:hint="eastAsia"/>
+          <w:sz w:val="20"/>
+          <w:szCs w:val="20"/>
+        </w:rPr>
+        <w:t xml:space="preserve">Encoder </w:t>
+      </w:r>
+      <w:r>
+        <w:rPr>
+          <w:rFonts w:ascii="굴림" w:eastAsia="굴림" w:hAnsi="굴림"/>
+          <w:sz w:val="20"/>
+          <w:szCs w:val="20"/>
+        </w:rPr>
+        <w:t>–</w:t>
+      </w:r>
+      <w:r>
+        <w:rPr>
+          <w:rFonts w:ascii="굴림" w:eastAsia="굴림" w:hAnsi="굴림" w:hint="eastAsia"/>
+          <w:sz w:val="20"/>
+          <w:szCs w:val="20"/>
+        </w:rPr>
+        <w:t xml:space="preserve"> 입력 시퀸스를 순서대로 읽</w:t>
+      </w:r>
+      <w:r>
+        <w:rPr>
+          <w:rFonts w:ascii="굴림" w:eastAsia="굴림" w:hAnsi="굴림" w:hint="eastAsia"/>
+          <w:sz w:val="20"/>
+          <w:szCs w:val="20"/>
+        </w:rPr>
+        <w:t>어 context에서</w:t>
+      </w:r>
+      <w:r>
+        <w:rPr>
+          <w:rFonts w:ascii="굴림" w:eastAsia="굴림" w:hAnsi="굴림" w:hint="eastAsia"/>
+          <w:sz w:val="20"/>
+          <w:szCs w:val="20"/>
+        </w:rPr>
+        <w:t xml:space="preserve"> 고정 길이로</w:t>
+      </w:r>
+      <w:r>
+        <w:rPr>
+          <w:rFonts w:ascii="굴림" w:eastAsia="굴림" w:hAnsi="굴림" w:hint="eastAsia"/>
+          <w:sz w:val="20"/>
+          <w:szCs w:val="20"/>
+        </w:rPr>
+        <w:t xml:space="preserve"> 압축</w:t>
+      </w:r>
+      <w:r>
+        <w:rPr>
+          <w:rFonts w:ascii="굴림" w:eastAsia="굴림" w:hAnsi="굴림" w:hint="eastAsia"/>
+          <w:sz w:val="20"/>
+          <w:szCs w:val="20"/>
+        </w:rPr>
+        <w:t>, 디코더에 전달</w:t>
+      </w:r>
+    </w:p>
+    <w:p>
+      <w:pPr>
+        <w:pStyle w:val="a6"/>
+        <w:numPr>
+          <w:ilvl w:val="2"/>
+          <w:numId w:val="5"/>
+        </w:numPr>
+        <w:rPr>
+          <w:rFonts w:ascii="굴림" w:eastAsia="굴림" w:hAnsi="굴림"/>
+          <w:sz w:val="20"/>
+          <w:szCs w:val="20"/>
+        </w:rPr>
+      </w:pPr>
+      <w:r>
+        <w:rPr>
+          <w:rFonts w:ascii="굴림" w:eastAsia="굴림" w:hAnsi="굴림" w:hint="eastAsia"/>
+          <w:sz w:val="20"/>
+          <w:szCs w:val="20"/>
+        </w:rPr>
+        <w:t>D</w:t>
+      </w:r>
+      <w:r>
+        <w:rPr>
+          <w:rFonts w:ascii="굴림" w:eastAsia="굴림" w:hAnsi="굴림" w:hint="eastAsia"/>
+          <w:sz w:val="20"/>
+          <w:szCs w:val="20"/>
+        </w:rPr>
+        <w:t>e</w:t>
+      </w:r>
+      <w:r>
+        <w:rPr>
+          <w:rFonts w:ascii="굴림" w:eastAsia="굴림" w:hAnsi="굴림" w:hint="eastAsia"/>
+          <w:sz w:val="20"/>
+          <w:szCs w:val="20"/>
+        </w:rPr>
+        <w:t xml:space="preserve">coding </w:t>
+      </w:r>
+      <w:r>
+        <w:rPr>
+          <w:rFonts w:ascii="굴림" w:eastAsia="굴림" w:hAnsi="굴림"/>
+          <w:sz w:val="20"/>
+          <w:szCs w:val="20"/>
+        </w:rPr>
+        <w:t>–</w:t>
+      </w:r>
+      <w:r>
+        <w:rPr>
+          <w:rFonts w:ascii="굴림" w:eastAsia="굴림" w:hAnsi="굴림" w:hint="eastAsia"/>
+          <w:sz w:val="20"/>
+          <w:szCs w:val="20"/>
+        </w:rPr>
+        <w:t xml:space="preserve"> </w:t>
+      </w:r>
+      <w:r>
+        <w:rPr>
+          <w:rFonts w:ascii="굴림" w:eastAsia="굴림" w:hAnsi="굴림" w:hint="eastAsia"/>
+          <w:sz w:val="20"/>
+          <w:szCs w:val="20"/>
+        </w:rPr>
+        <w:t>SOS 토큰을 시작으로 토큰을 하나씩 생성, EOS 토큰이 나올때까지 반복</w:t>
+      </w:r>
     </w:p>
     <w:p>
       <w:pPr>
@@ -1166,6 +1992,131 @@
         </w:rPr>
         <w:t>attention</w:t>
       </w:r>
+      <w:r>
+        <w:rPr>
+          <w:rFonts w:ascii="굴림" w:eastAsia="굴림" w:hAnsi="굴림" w:hint="eastAsia"/>
+          <w:sz w:val="20"/>
+          <w:szCs w:val="20"/>
+        </w:rPr>
+        <w:t xml:space="preserve"> </w:t>
+      </w:r>
+      <w:r>
+        <w:rPr>
+          <w:rFonts w:ascii="굴림" w:eastAsia="굴림" w:hAnsi="굴림"/>
+          <w:sz w:val="20"/>
+          <w:szCs w:val="20"/>
+        </w:rPr>
+        <w:t>–</w:t>
+      </w:r>
+      <w:r>
+        <w:rPr>
+          <w:rFonts w:ascii="굴림" w:eastAsia="굴림" w:hAnsi="굴림" w:hint="eastAsia"/>
+          <w:sz w:val="20"/>
+          <w:szCs w:val="20"/>
+        </w:rPr>
+        <w:t xml:space="preserve"> 매 토큰을 생성할 때마다 이전에 등장한</w:t>
+      </w:r>
+      <w:r>
+        <w:rPr>
+          <w:rFonts w:ascii="굴림" w:eastAsia="굴림" w:hAnsi="굴림" w:hint="eastAsia"/>
+          <w:sz w:val="20"/>
+          <w:szCs w:val="20"/>
+        </w:rPr>
+        <w:t xml:space="preserve"> </w:t>
+      </w:r>
+      <w:r>
+        <w:rPr>
+          <w:rFonts w:ascii="굴림" w:eastAsia="굴림" w:hAnsi="굴림" w:hint="eastAsia"/>
+          <w:sz w:val="20"/>
+          <w:szCs w:val="20"/>
+        </w:rPr>
+        <w:t>각 히든 스테이트에 중요도 순으로 가중치를 붙여 기울기 소실을 완화</w:t>
+      </w:r>
+    </w:p>
+    <w:p>
+      <w:pPr>
+        <w:pStyle w:val="a6"/>
+        <w:numPr>
+          <w:ilvl w:val="2"/>
+          <w:numId w:val="5"/>
+        </w:numPr>
+        <w:rPr>
+          <w:rFonts w:ascii="굴림" w:eastAsia="굴림" w:hAnsi="굴림"/>
+          <w:sz w:val="20"/>
+          <w:szCs w:val="20"/>
+        </w:rPr>
+      </w:pPr>
+      <w:r>
+        <w:rPr>
+          <w:rFonts w:ascii="굴림" w:eastAsia="굴림" w:hAnsi="굴림" w:hint="eastAsia"/>
+          <w:sz w:val="20"/>
+          <w:szCs w:val="20"/>
+        </w:rPr>
+        <w:t xml:space="preserve">두 가지 효과 </w:t>
+      </w:r>
+      <w:r>
+        <w:rPr>
+          <w:rFonts w:ascii="굴림" w:eastAsia="굴림" w:hAnsi="굴림"/>
+          <w:sz w:val="20"/>
+          <w:szCs w:val="20"/>
+        </w:rPr>
+        <w:t>–</w:t>
+      </w:r>
+      <w:r>
+        <w:rPr>
+          <w:rFonts w:ascii="굴림" w:eastAsia="굴림" w:hAnsi="굴림" w:hint="eastAsia"/>
+          <w:sz w:val="20"/>
+          <w:szCs w:val="20"/>
+        </w:rPr>
+        <w:t xml:space="preserve"> </w:t>
+      </w:r>
+      <w:r>
+        <w:rPr>
+          <w:rFonts w:ascii="굴림" w:eastAsia="굴림" w:hAnsi="굴림" w:hint="eastAsia"/>
+          <w:sz w:val="20"/>
+          <w:szCs w:val="20"/>
+        </w:rPr>
+        <w:t>중요도 정리로 정렬 가능</w:t>
+      </w:r>
+    </w:p>
+    <w:p>
+      <w:pPr>
+        <w:pStyle w:val="a6"/>
+        <w:numPr>
+          <w:ilvl w:val="1"/>
+          <w:numId w:val="5"/>
+        </w:numPr>
+        <w:rPr>
+          <w:rFonts w:ascii="굴림" w:eastAsia="굴림" w:hAnsi="굴림"/>
+          <w:sz w:val="20"/>
+          <w:szCs w:val="20"/>
+        </w:rPr>
+      </w:pPr>
+      <w:r>
+        <w:rPr>
+          <w:rFonts w:ascii="굴림" w:eastAsia="굴림" w:hAnsi="굴림" w:hint="eastAsia"/>
+          <w:sz w:val="20"/>
+          <w:szCs w:val="20"/>
+        </w:rPr>
+        <w:lastRenderedPageBreak/>
+        <w:t xml:space="preserve">self </w:t>
+      </w:r>
+      <w:r>
+        <w:rPr>
+          <w:rFonts w:ascii="굴림" w:eastAsia="굴림" w:hAnsi="굴림"/>
+          <w:sz w:val="20"/>
+          <w:szCs w:val="20"/>
+        </w:rPr>
+        <w:t>–</w:t>
+      </w:r>
+      <w:r>
+        <w:rPr>
+          <w:rFonts w:ascii="굴림" w:eastAsia="굴림" w:hAnsi="굴림" w:hint="eastAsia"/>
+          <w:sz w:val="20"/>
+          <w:szCs w:val="20"/>
+        </w:rPr>
+        <w:t xml:space="preserve"> attantion </w:t>
+      </w:r>
     </w:p>
     <w:p>
       <w:pPr>
@@ -1323,7 +2274,7 @@
           <w:numId w:val="5"/>
         </w:numPr>
         <w:rPr>
-          <w:rFonts w:ascii="굴림" w:eastAsia="굴림" w:hAnsi="굴림" w:hint="eastAsia"/>
+          <w:rFonts w:ascii="굴림" w:eastAsia="굴림" w:hAnsi="굴림"/>
           <w:sz w:val="20"/>
           <w:szCs w:val="20"/>
         </w:rPr>
@@ -1348,7 +2299,7 @@
 </file>
 
 <file path=word/endnotes.xml><?xml version="1.0" encoding="utf-8"?>
-<w:endnotes xmlns:wpc="http://schemas.microsoft.com/office/word/2010/wordprocessingCanvas" xmlns:cx="http://schemas.microsoft.com/office/drawing/2014/chartex" xmlns:cx1="http://schemas.microsoft.com/office/drawing/2015/9/8/chartex" xmlns:cx2="http://schemas.microsoft.com/office/drawing/2015/10/21/chartex" xmlns:cx3="http://schemas.microsoft.com/office/drawing/2016/5/9/chartex" xmlns:cx4="http://schemas.microsoft.com/office/drawing/2016/5/10/chartex" xmlns:cx5="http://schemas.microsoft.com/office/drawing/2016/5/11/chartex" xmlns:cx6="http://schemas.microsoft.com/office/drawing/2016/5/12/chartex" xmlns:cx7="http://schemas.microsoft.com/office/drawing/2016/5/13/chartex" xmlns:cx8="http://schemas.microsoft.com/office/drawing/2016/5/14/chartex" xmlns:mc="http://schemas.openxmlformats.org/markup-compatibility/2006" xmlns:aink="http://schemas.microsoft.com/office/drawing/2016/ink" xmlns:am3d="http://schemas.microsoft.com/office/drawing/2017/model3d" xmlns:o="urn:schemas-microsoft-com:office:office" xmlns:r="http://schemas.openxmlformats.org/officeDocument/2006/relationships" xmlns:m="http://schemas.openxmlformats.org/officeDocument/2006/math" xmlns:v="urn:schemas-microsoft-com:vml" xmlns:wp14="http://schemas.microsoft.com/office/word/2010/wordprocessingDrawing" xmlns:wp="http://schemas.openxmlformats.org/drawingml/2006/wordprocessingDrawing" xmlns:w10="urn:schemas-microsoft-com:office:word" xmlns:w="http://schemas.openxmlformats.org/wordprocessingml/2006/main" xmlns:w14="http://schemas.microsoft.com/office/word/2010/wordml" xmlns:w15="http://schemas.microsoft.com/office/word/2012/wordml" xmlns:w16cex="http://schemas.microsoft.com/office/word/2018/wordml/cex" xmlns:w16cid="http://schemas.microsoft.com/office/word/2016/wordml/cid" xmlns:w16="http://schemas.microsoft.com/office/word/2018/wordml" xmlns:w16sdtdh="http://schemas.microsoft.com/office/word/2020/wordml/sdtdatahash" xmlns:w16se="http://schemas.microsoft.com/office/word/2015/wordml/symex" xmlns:wpg="http://schemas.microsoft.com/office/word/2010/wordprocessingGroup" xmlns:wpi="http://schemas.microsoft.com/office/word/2010/wordprocessingInk" xmlns:wne="http://schemas.microsoft.com/office/word/2006/wordml" xmlns:wps="http://schemas.microsoft.com/office/word/2010/wordprocessingShape" mc:Ignorable="w14 w15 w16se w16cid w16 w16cex w16sdtdh wp14">
+<w:endnotes xmlns:wpc="http://schemas.microsoft.com/office/word/2010/wordprocessingCanvas" xmlns:cx="http://schemas.microsoft.com/office/drawing/2014/chartex" xmlns:cx1="http://schemas.microsoft.com/office/drawing/2015/9/8/chartex" xmlns:cx2="http://schemas.microsoft.com/office/drawing/2015/10/21/chartex" xmlns:cx3="http://schemas.microsoft.com/office/drawing/2016/5/9/chartex" xmlns:cx4="http://schemas.microsoft.com/office/drawing/2016/5/10/chartex" xmlns:cx5="http://schemas.microsoft.com/office/drawing/2016/5/11/chartex" xmlns:cx6="http://schemas.microsoft.com/office/drawing/2016/5/12/chartex" xmlns:cx7="http://schemas.microsoft.com/office/drawing/2016/5/13/chartex" xmlns:cx8="http://schemas.microsoft.com/office/drawing/2016/5/14/chartex" xmlns:mc="http://schemas.openxmlformats.org/markup-compatibility/2006" xmlns:aink="http://schemas.microsoft.com/office/drawing/2016/ink" xmlns:am3d="http://schemas.microsoft.com/office/drawing/2017/model3d" xmlns:o="urn:schemas-microsoft-com:office:office" xmlns:oel="http://schemas.microsoft.com/office/2019/extlst" xmlns:r="http://schemas.openxmlformats.org/officeDocument/2006/relationships" xmlns:m="http://schemas.openxmlformats.org/officeDocument/2006/math" xmlns:v="urn:schemas-microsoft-com:vml" xmlns:wp14="http://schemas.microsoft.com/office/word/2010/wordprocessingDrawing" xmlns:wp="http://schemas.openxmlformats.org/drawingml/2006/wordprocessingDrawing" xmlns:w10="urn:schemas-microsoft-com:office:word" xmlns:w="http://schemas.openxmlformats.org/wordprocessingml/2006/main" xmlns:w14="http://schemas.microsoft.com/office/word/2010/wordml" xmlns:w15="http://schemas.microsoft.com/office/word/2012/wordml" xmlns:w16cei="http://schemas.microsoft.com/office/word/2026/wordml/cei" xmlns:w16cex="http://schemas.microsoft.com/office/word/2018/wordml/cex" xmlns:w16cid="http://schemas.microsoft.com/office/word/2016/wordml/cid" xmlns:w16="http://schemas.microsoft.com/office/word/2018/wordml" xmlns:w16du="http://schemas.microsoft.com/office/word/2023/wordml/word16du" xmlns:w16sdtdh="http://schemas.microsoft.com/office/word/2020/wordml/sdtdatahash" xmlns:w16sdtfl="http://schemas.microsoft.com/office/word/2024/wordml/sdtformatlock" xmlns:w16se="http://schemas.microsoft.com/office/word/2015/wordml/symex" xmlns:wpg="http://schemas.microsoft.com/office/word/2010/wordprocessingGroup" xmlns:wpi="http://schemas.microsoft.com/office/word/2010/wordprocessingInk" xmlns:wne="http://schemas.microsoft.com/office/word/2006/wordml" xmlns:wps="http://schemas.microsoft.com/office/word/2010/wordprocessingShape" mc:Ignorable="w14 w15 w16se w16cid w16 w16cex w16sdtdh w16sdtfl w16du wp14">
   <w:endnote w:type="separator" w:id="-1">
     <w:p>
       <w:pPr>
@@ -1373,7 +2324,7 @@
 </file>
 
 <file path=word/footnotes.xml><?xml version="1.0" encoding="utf-8"?>
-<w:footnotes xmlns:wpc="http://schemas.microsoft.com/office/word/2010/wordprocessingCanvas" xmlns:cx="http://schemas.microsoft.com/office/drawing/2014/chartex" xmlns:cx1="http://schemas.microsoft.com/office/drawing/2015/9/8/chartex" xmlns:cx2="http://schemas.microsoft.com/office/drawing/2015/10/21/chartex" xmlns:cx3="http://schemas.microsoft.com/office/drawing/2016/5/9/chartex" xmlns:cx4="http://schemas.microsoft.com/office/drawing/2016/5/10/chartex" xmlns:cx5="http://schemas.microsoft.com/office/drawing/2016/5/11/chartex" xmlns:cx6="http://schemas.microsoft.com/office/drawing/2016/5/12/chartex" xmlns:cx7="http://schemas.microsoft.com/office/drawing/2016/5/13/chartex" xmlns:cx8="http://schemas.microsoft.com/office/drawing/2016/5/14/chartex" xmlns:mc="http://schemas.openxmlformats.org/markup-compatibility/2006" xmlns:aink="http://schemas.microsoft.com/office/drawing/2016/ink" xmlns:am3d="http://schemas.microsoft.com/office/drawing/2017/model3d" xmlns:o="urn:schemas-microsoft-com:office:office" xmlns:r="http://schemas.openxmlformats.org/officeDocument/2006/relationships" xmlns:m="http://schemas.openxmlformats.org/officeDocument/2006/math" xmlns:v="urn:schemas-microsoft-com:vml" xmlns:wp14="http://schemas.microsoft.com/office/word/2010/wordprocessingDrawing" xmlns:wp="http://schemas.openxmlformats.org/drawingml/2006/wordprocessingDrawing" xmlns:w10="urn:schemas-microsoft-com:office:word" xmlns:w="http://schemas.openxmlformats.org/wordprocessingml/2006/main" xmlns:w14="http://schemas.microsoft.com/office/word/2010/wordml" xmlns:w15="http://schemas.microsoft.com/office/word/2012/wordml" xmlns:w16cex="http://schemas.microsoft.com/office/word/2018/wordml/cex" xmlns:w16cid="http://schemas.microsoft.com/office/word/2016/wordml/cid" xmlns:w16="http://schemas.microsoft.com/office/word/2018/wordml" xmlns:w16sdtdh="http://schemas.microsoft.com/office/word/2020/wordml/sdtdatahash" xmlns:w16se="http://schemas.microsoft.com/office/word/2015/wordml/symex" xmlns:wpg="http://schemas.microsoft.com/office/word/2010/wordprocessingGroup" xmlns:wpi="http://schemas.microsoft.com/office/word/2010/wordprocessingInk" xmlns:wne="http://schemas.microsoft.com/office/word/2006/wordml" xmlns:wps="http://schemas.microsoft.com/office/word/2010/wordprocessingShape" mc:Ignorable="w14 w15 w16se w16cid w16 w16cex w16sdtdh wp14">
+<w:footnotes xmlns:wpc="http://schemas.microsoft.com/office/word/2010/wordprocessingCanvas" xmlns:cx="http://schemas.microsoft.com/office/drawing/2014/chartex" xmlns:cx1="http://schemas.microsoft.com/office/drawing/2015/9/8/chartex" xmlns:cx2="http://schemas.microsoft.com/office/drawing/2015/10/21/chartex" xmlns:cx3="http://schemas.microsoft.com/office/drawing/2016/5/9/chartex" xmlns:cx4="http://schemas.microsoft.com/office/drawing/2016/5/10/chartex" xmlns:cx5="http://schemas.microsoft.com/office/drawing/2016/5/11/chartex" xmlns:cx6="http://schemas.microsoft.com/office/drawing/2016/5/12/chartex" xmlns:cx7="http://schemas.microsoft.com/office/drawing/2016/5/13/chartex" xmlns:cx8="http://schemas.microsoft.com/office/drawing/2016/5/14/chartex" xmlns:mc="http://schemas.openxmlformats.org/markup-compatibility/2006" xmlns:aink="http://schemas.microsoft.com/office/drawing/2016/ink" xmlns:am3d="http://schemas.microsoft.com/office/drawing/2017/model3d" xmlns:o="urn:schemas-microsoft-com:office:office" xmlns:oel="http://schemas.microsoft.com/office/2019/extlst" xmlns:r="http://schemas.openxmlformats.org/officeDocument/2006/relationships" xmlns:m="http://schemas.openxmlformats.org/officeDocument/2006/math" xmlns:v="urn:schemas-microsoft-com:vml" xmlns:wp14="http://schemas.microsoft.com/office/word/2010/wordprocessingDrawing" xmlns:wp="http://schemas.openxmlformats.org/drawingml/2006/wordprocessingDrawing" xmlns:w10="urn:schemas-microsoft-com:office:word" xmlns:w="http://schemas.openxmlformats.org/wordprocessingml/2006/main" xmlns:w14="http://schemas.microsoft.com/office/word/2010/wordml" xmlns:w15="http://schemas.microsoft.com/office/word/2012/wordml" xmlns:w16cei="http://schemas.microsoft.com/office/word/2026/wordml/cei" xmlns:w16cex="http://schemas.microsoft.com/office/word/2018/wordml/cex" xmlns:w16cid="http://schemas.microsoft.com/office/word/2016/wordml/cid" xmlns:w16="http://schemas.microsoft.com/office/word/2018/wordml" xmlns:w16du="http://schemas.microsoft.com/office/word/2023/wordml/word16du" xmlns:w16sdtdh="http://schemas.microsoft.com/office/word/2020/wordml/sdtdatahash" xmlns:w16sdtfl="http://schemas.microsoft.com/office/word/2024/wordml/sdtformatlock" xmlns:w16se="http://schemas.microsoft.com/office/word/2015/wordml/symex" xmlns:wpg="http://schemas.microsoft.com/office/word/2010/wordprocessingGroup" xmlns:wpi="http://schemas.microsoft.com/office/word/2010/wordprocessingInk" xmlns:wne="http://schemas.microsoft.com/office/word/2006/wordml" xmlns:wps="http://schemas.microsoft.com/office/word/2010/wordprocessingShape" mc:Ignorable="w14 w15 w16se w16cid w16 w16cex w16sdtdh w16sdtfl w16du wp14">
   <w:footnote w:type="separator" w:id="-1">
     <w:p>
       <w:pPr>
@@ -1398,7 +2349,7 @@
 </file>
 
 <file path=word/numbering.xml><?xml version="1.0" encoding="utf-8"?>
-<w:numbering xmlns:wpc="http://schemas.microsoft.com/office/word/2010/wordprocessingCanvas" xmlns:cx="http://schemas.microsoft.com/office/drawing/2014/chartex" xmlns:cx1="http://schemas.microsoft.com/office/drawing/2015/9/8/chartex" xmlns:cx2="http://schemas.microsoft.com/office/drawing/2015/10/21/chartex" xmlns:cx3="http://schemas.microsoft.com/office/drawing/2016/5/9/chartex" xmlns:cx4="http://schemas.microsoft.com/office/drawing/2016/5/10/chartex" xmlns:cx5="http://schemas.microsoft.com/office/drawing/2016/5/11/chartex" xmlns:cx6="http://schemas.microsoft.com/office/drawing/2016/5/12/chartex" xmlns:cx7="http://schemas.microsoft.com/office/drawing/2016/5/13/chartex" xmlns:cx8="http://schemas.microsoft.com/office/drawing/2016/5/14/chartex" xmlns:mc="http://schemas.openxmlformats.org/markup-compatibility/2006" xmlns:aink="http://schemas.microsoft.com/office/drawing/2016/ink" xmlns:am3d="http://schemas.microsoft.com/office/drawing/2017/model3d" xmlns:o="urn:schemas-microsoft-com:office:office" xmlns:r="http://schemas.openxmlformats.org/officeDocument/2006/relationships" xmlns:m="http://schemas.openxmlformats.org/officeDocument/2006/math" xmlns:v="urn:schemas-microsoft-com:vml" xmlns:wp14="http://schemas.microsoft.com/office/word/2010/wordprocessingDrawing" xmlns:wp="http://schemas.openxmlformats.org/drawingml/2006/wordprocessingDrawing" xmlns:w10="urn:schemas-microsoft-com:office:word" xmlns:w="http://schemas.openxmlformats.org/wordprocessingml/2006/main" xmlns:w14="http://schemas.microsoft.com/office/word/2010/wordml" xmlns:w15="http://schemas.microsoft.com/office/word/2012/wordml" xmlns:w16cex="http://schemas.microsoft.com/office/word/2018/wordml/cex" xmlns:w16cid="http://schemas.microsoft.com/office/word/2016/wordml/cid" xmlns:w16="http://schemas.microsoft.com/office/word/2018/wordml" xmlns:w16sdtdh="http://schemas.microsoft.com/office/word/2020/wordml/sdtdatahash" xmlns:w16se="http://schemas.microsoft.com/office/word/2015/wordml/symex" xmlns:wpg="http://schemas.microsoft.com/office/word/2010/wordprocessingGroup" xmlns:wpi="http://schemas.microsoft.com/office/word/2010/wordprocessingInk" xmlns:wne="http://schemas.microsoft.com/office/word/2006/wordml" xmlns:wps="http://schemas.microsoft.com/office/word/2010/wordprocessingShape" mc:Ignorable="w14 w15 w16se w16cid w16 w16cex w16sdtdh wp14">
+<w:numbering xmlns:wpc="http://schemas.microsoft.com/office/word/2010/wordprocessingCanvas" xmlns:cx="http://schemas.microsoft.com/office/drawing/2014/chartex" xmlns:cx1="http://schemas.microsoft.com/office/drawing/2015/9/8/chartex" xmlns:cx2="http://schemas.microsoft.com/office/drawing/2015/10/21/chartex" xmlns:cx3="http://schemas.microsoft.com/office/drawing/2016/5/9/chartex" xmlns:cx4="http://schemas.microsoft.com/office/drawing/2016/5/10/chartex" xmlns:cx5="http://schemas.microsoft.com/office/drawing/2016/5/11/chartex" xmlns:cx6="http://schemas.microsoft.com/office/drawing/2016/5/12/chartex" xmlns:cx7="http://schemas.microsoft.com/office/drawing/2016/5/13/chartex" xmlns:cx8="http://schemas.microsoft.com/office/drawing/2016/5/14/chartex" xmlns:mc="http://schemas.openxmlformats.org/markup-compatibility/2006" xmlns:aink="http://schemas.microsoft.com/office/drawing/2016/ink" xmlns:am3d="http://schemas.microsoft.com/office/drawing/2017/model3d" xmlns:o="urn:schemas-microsoft-com:office:office" xmlns:oel="http://schemas.microsoft.com/office/2019/extlst" xmlns:r="http://schemas.openxmlformats.org/officeDocument/2006/relationships" xmlns:m="http://schemas.openxmlformats.org/officeDocument/2006/math" xmlns:v="urn:schemas-microsoft-com:vml" xmlns:wp14="http://schemas.microsoft.com/office/word/2010/wordprocessingDrawing" xmlns:wp="http://schemas.openxmlformats.org/drawingml/2006/wordprocessingDrawing" xmlns:w10="urn:schemas-microsoft-com:office:word" xmlns:w="http://schemas.openxmlformats.org/wordprocessingml/2006/main" xmlns:w14="http://schemas.microsoft.com/office/word/2010/wordml" xmlns:w15="http://schemas.microsoft.com/office/word/2012/wordml" xmlns:w16cei="http://schemas.microsoft.com/office/word/2026/wordml/cei" xmlns:w16cex="http://schemas.microsoft.com/office/word/2018/wordml/cex" xmlns:w16cid="http://schemas.microsoft.com/office/word/2016/wordml/cid" xmlns:w16="http://schemas.microsoft.com/office/word/2018/wordml" xmlns:w16du="http://schemas.microsoft.com/office/word/2023/wordml/word16du" xmlns:w16sdtdh="http://schemas.microsoft.com/office/word/2020/wordml/sdtdatahash" xmlns:w16sdtfl="http://schemas.microsoft.com/office/word/2024/wordml/sdtformatlock" xmlns:w16se="http://schemas.microsoft.com/office/word/2015/wordml/symex" xmlns:wpg="http://schemas.microsoft.com/office/word/2010/wordprocessingGroup" xmlns:wpi="http://schemas.microsoft.com/office/word/2010/wordprocessingInk" xmlns:wne="http://schemas.microsoft.com/office/word/2006/wordml" xmlns:wps="http://schemas.microsoft.com/office/word/2010/wordprocessingShape" mc:Ignorable="w14 w15 w16se w16cid w16 w16cex w16sdtdh w16sdtfl w16du wp14">
   <w:abstractNum w:abstractNumId="0" w15:restartNumberingAfterBreak="0">
     <w:nsid w:val="04683BC2"/>
     <w:multiLevelType w:val="multilevel"/>
@@ -1488,7 +2439,7 @@
   <w:abstractNum w:abstractNumId="1" w15:restartNumberingAfterBreak="0">
     <w:nsid w:val="19AB7784"/>
     <w:multiLevelType w:val="multilevel"/>
-    <w:tmpl w:val="B0182EE0"/>
+    <w:tmpl w:val="F7C010C0"/>
     <w:lvl w:ilvl="0">
       <w:start w:val="1"/>
       <w:numFmt w:val="decimal"/>
@@ -2064,32 +3015,32 @@
       </w:rPr>
     </w:lvl>
   </w:abstractNum>
-  <w:num w:numId="1">
+  <w:num w:numId="1" w16cid:durableId="710114980">
     <w:abstractNumId w:val="6"/>
   </w:num>
-  <w:num w:numId="2">
+  <w:num w:numId="2" w16cid:durableId="1112673486">
     <w:abstractNumId w:val="2"/>
   </w:num>
-  <w:num w:numId="3">
+  <w:num w:numId="3" w16cid:durableId="855919407">
     <w:abstractNumId w:val="4"/>
   </w:num>
-  <w:num w:numId="4">
+  <w:num w:numId="4" w16cid:durableId="3437262">
     <w:abstractNumId w:val="3"/>
   </w:num>
-  <w:num w:numId="5">
+  <w:num w:numId="5" w16cid:durableId="276376840">
     <w:abstractNumId w:val="1"/>
   </w:num>
-  <w:num w:numId="6">
+  <w:num w:numId="6" w16cid:durableId="223488186">
     <w:abstractNumId w:val="0"/>
   </w:num>
-  <w:num w:numId="7">
+  <w:num w:numId="7" w16cid:durableId="2114322967">
     <w:abstractNumId w:val="5"/>
   </w:num>
 </w:numbering>
 </file>
 
 <file path=word/styles.xml><?xml version="1.0" encoding="utf-8"?>
-<w:styles xmlns:mc="http://schemas.openxmlformats.org/markup-compatibility/2006" xmlns:r="http://schemas.openxmlformats.org/officeDocument/2006/relationships" xmlns:w="http://schemas.openxmlformats.org/wordprocessingml/2006/main" xmlns:w14="http://schemas.microsoft.com/office/word/2010/wordml" xmlns:w15="http://schemas.microsoft.com/office/word/2012/wordml" xmlns:w16cex="http://schemas.microsoft.com/office/word/2018/wordml/cex" xmlns:w16cid="http://schemas.microsoft.com/office/word/2016/wordml/cid" xmlns:w16="http://schemas.microsoft.com/office/word/2018/wordml" xmlns:w16sdtdh="http://schemas.microsoft.com/office/word/2020/wordml/sdtdatahash" xmlns:w16se="http://schemas.microsoft.com/office/word/2015/wordml/symex" mc:Ignorable="w14 w15 w16se w16cid w16 w16cex w16sdtdh">
+<w:styles xmlns:mc="http://schemas.openxmlformats.org/markup-compatibility/2006" xmlns:r="http://schemas.openxmlformats.org/officeDocument/2006/relationships" xmlns:w="http://schemas.openxmlformats.org/wordprocessingml/2006/main" xmlns:w14="http://schemas.microsoft.com/office/word/2010/wordml" xmlns:w15="http://schemas.microsoft.com/office/word/2012/wordml" xmlns:w16cex="http://schemas.microsoft.com/office/word/2018/wordml/cex" xmlns:w16cid="http://schemas.microsoft.com/office/word/2016/wordml/cid" xmlns:w16="http://schemas.microsoft.com/office/word/2018/wordml" xmlns:w16du="http://schemas.microsoft.com/office/word/2023/wordml/word16du" xmlns:w16sdtdh="http://schemas.microsoft.com/office/word/2020/wordml/sdtdatahash" xmlns:w16sdtfl="http://schemas.microsoft.com/office/word/2024/wordml/sdtformatlock" xmlns:w16se="http://schemas.microsoft.com/office/word/2015/wordml/symex" mc:Ignorable="w14 w15 w16se w16cid w16 w16cex w16sdtdh w16sdtfl w16du">
   <w:docDefaults>
     <w:rPrDefault>
       <w:rPr>

--- a/3. AI/2-1. 자연어 처리 기본 - 워드 임베딩, 순환 신경망, 자연어 생성, 트렌스포머.docx
+++ b/3. AI/2-1. 자연어 처리 기본 - 워드 임베딩, 순환 신경망, 자연어 생성, 트렌스포머.docx
@@ -1,6 +1,6 @@
 
 <file path=word/document.xml><?xml version="1.0" encoding="utf-8"?>
-<w:document xmlns:wpc="http://schemas.microsoft.com/office/word/2010/wordprocessingCanvas" xmlns:cx="http://schemas.microsoft.com/office/drawing/2014/chartex" xmlns:cx1="http://schemas.microsoft.com/office/drawing/2015/9/8/chartex" xmlns:cx2="http://schemas.microsoft.com/office/drawing/2015/10/21/chartex" xmlns:cx3="http://schemas.microsoft.com/office/drawing/2016/5/9/chartex" xmlns:cx4="http://schemas.microsoft.com/office/drawing/2016/5/10/chartex" xmlns:cx5="http://schemas.microsoft.com/office/drawing/2016/5/11/chartex" xmlns:cx6="http://schemas.microsoft.com/office/drawing/2016/5/12/chartex" xmlns:cx7="http://schemas.microsoft.com/office/drawing/2016/5/13/chartex" xmlns:cx8="http://schemas.microsoft.com/office/drawing/2016/5/14/chartex" xmlns:mc="http://schemas.openxmlformats.org/markup-compatibility/2006" xmlns:aink="http://schemas.microsoft.com/office/drawing/2016/ink" xmlns:am3d="http://schemas.microsoft.com/office/drawing/2017/model3d" xmlns:o="urn:schemas-microsoft-com:office:office" xmlns:oel="http://schemas.microsoft.com/office/2019/extlst" xmlns:r="http://schemas.openxmlformats.org/officeDocument/2006/relationships" xmlns:m="http://schemas.openxmlformats.org/officeDocument/2006/math" xmlns:v="urn:schemas-microsoft-com:vml" xmlns:wp14="http://schemas.microsoft.com/office/word/2010/wordprocessingDrawing" xmlns:wp="http://schemas.openxmlformats.org/drawingml/2006/wordprocessingDrawing" xmlns:w10="urn:schemas-microsoft-com:office:word" xmlns:w="http://schemas.openxmlformats.org/wordprocessingml/2006/main" xmlns:w14="http://schemas.microsoft.com/office/word/2010/wordml" xmlns:w15="http://schemas.microsoft.com/office/word/2012/wordml" xmlns:w16cei="http://schemas.microsoft.com/office/word/2026/wordml/cei" xmlns:w16cex="http://schemas.microsoft.com/office/word/2018/wordml/cex" xmlns:w16cid="http://schemas.microsoft.com/office/word/2016/wordml/cid" xmlns:w16="http://schemas.microsoft.com/office/word/2018/wordml" xmlns:w16du="http://schemas.microsoft.com/office/word/2023/wordml/word16du" xmlns:w16sdtdh="http://schemas.microsoft.com/office/word/2020/wordml/sdtdatahash" xmlns:w16sdtfl="http://schemas.microsoft.com/office/word/2024/wordml/sdtformatlock" xmlns:w16se="http://schemas.microsoft.com/office/word/2015/wordml/symex" xmlns:wpg="http://schemas.microsoft.com/office/word/2010/wordprocessingGroup" xmlns:wpi="http://schemas.microsoft.com/office/word/2010/wordprocessingInk" xmlns:wne="http://schemas.microsoft.com/office/word/2006/wordml" xmlns:wps="http://schemas.microsoft.com/office/word/2010/wordprocessingShape" mc:Ignorable="w14 w15 w16se w16cid w16 w16cex w16sdtdh w16sdtfl w16du wp14">
+<w:document xmlns:wpc="http://schemas.microsoft.com/office/word/2010/wordprocessingCanvas" xmlns:cx="http://schemas.microsoft.com/office/drawing/2014/chartex" xmlns:cx1="http://schemas.microsoft.com/office/drawing/2015/9/8/chartex" xmlns:cx2="http://schemas.microsoft.com/office/drawing/2015/10/21/chartex" xmlns:cx3="http://schemas.microsoft.com/office/drawing/2016/5/9/chartex" xmlns:cx4="http://schemas.microsoft.com/office/drawing/2016/5/10/chartex" xmlns:cx5="http://schemas.microsoft.com/office/drawing/2016/5/11/chartex" xmlns:cx6="http://schemas.microsoft.com/office/drawing/2016/5/12/chartex" xmlns:cx7="http://schemas.microsoft.com/office/drawing/2016/5/13/chartex" xmlns:cx8="http://schemas.microsoft.com/office/drawing/2016/5/14/chartex" xmlns:mc="http://schemas.openxmlformats.org/markup-compatibility/2006" xmlns:aink="http://schemas.microsoft.com/office/drawing/2016/ink" xmlns:am3d="http://schemas.microsoft.com/office/drawing/2017/model3d" xmlns:o="urn:schemas-microsoft-com:office:office" xmlns:r="http://schemas.openxmlformats.org/officeDocument/2006/relationships" xmlns:m="http://schemas.openxmlformats.org/officeDocument/2006/math" xmlns:v="urn:schemas-microsoft-com:vml" xmlns:wp14="http://schemas.microsoft.com/office/word/2010/wordprocessingDrawing" xmlns:wp="http://schemas.openxmlformats.org/drawingml/2006/wordprocessingDrawing" xmlns:w10="urn:schemas-microsoft-com:office:word" xmlns:w="http://schemas.openxmlformats.org/wordprocessingml/2006/main" xmlns:w14="http://schemas.microsoft.com/office/word/2010/wordml" xmlns:w15="http://schemas.microsoft.com/office/word/2012/wordml" xmlns:w16cex="http://schemas.microsoft.com/office/word/2018/wordml/cex" xmlns:w16cid="http://schemas.microsoft.com/office/word/2016/wordml/cid" xmlns:w16="http://schemas.microsoft.com/office/word/2018/wordml" xmlns:w16sdtdh="http://schemas.microsoft.com/office/word/2020/wordml/sdtdatahash" xmlns:w16se="http://schemas.microsoft.com/office/word/2015/wordml/symex" xmlns:wpg="http://schemas.microsoft.com/office/word/2010/wordprocessingGroup" xmlns:wpi="http://schemas.microsoft.com/office/word/2010/wordprocessingInk" xmlns:wne="http://schemas.microsoft.com/office/word/2006/wordml" xmlns:wps="http://schemas.microsoft.com/office/word/2010/wordprocessingShape" mc:Ignorable="w14 w15 w16se w16cid w16 w16cex w16sdtdh wp14">
   <w:body>
     <w:p>
       <w:pPr>
@@ -1665,7 +1665,7 @@
     <w:p>
       <w:pPr>
         <w:rPr>
-          <w:rFonts w:ascii="굴림" w:eastAsia="굴림" w:hAnsi="굴림" w:hint="eastAsia"/>
+          <w:rFonts w:ascii="굴림" w:eastAsia="굴림" w:hAnsi="굴림"/>
           <w:sz w:val="20"/>
           <w:szCs w:val="20"/>
         </w:rPr>
@@ -1739,7 +1739,7 @@
           <w:numId w:val="5"/>
         </w:numPr>
         <w:rPr>
-          <w:rFonts w:ascii="굴림" w:eastAsia="굴림" w:hAnsi="굴림" w:hint="eastAsia"/>
+          <w:rFonts w:ascii="굴림" w:eastAsia="굴림" w:hAnsi="굴림"/>
           <w:sz w:val="20"/>
           <w:szCs w:val="20"/>
         </w:rPr>
@@ -1789,6 +1789,44 @@
       <w:pPr>
         <w:pStyle w:val="a6"/>
         <w:numPr>
+          <w:ilvl w:val="3"/>
+          <w:numId w:val="5"/>
+        </w:numPr>
+        <w:rPr>
+          <w:rFonts w:ascii="굴림" w:eastAsia="굴림" w:hAnsi="굴림"/>
+          <w:sz w:val="20"/>
+          <w:szCs w:val="20"/>
+        </w:rPr>
+      </w:pPr>
+      <w:r>
+        <w:rPr>
+          <w:rFonts w:ascii="굴림" w:eastAsia="굴림" w:hAnsi="굴림" w:hint="eastAsia"/>
+          <w:sz w:val="20"/>
+          <w:szCs w:val="20"/>
+        </w:rPr>
+        <w:t>n번째 단어</w:t>
+      </w:r>
+      <w:r>
+        <w:rPr>
+          <w:rFonts w:ascii="굴림" w:eastAsia="굴림" w:hAnsi="굴림"/>
+          <w:sz w:val="20"/>
+          <w:szCs w:val="20"/>
+        </w:rPr>
+        <w:t xml:space="preserve"> 앞의 </w:t>
+      </w:r>
+      <w:r>
+        <w:rPr>
+          <w:rFonts w:ascii="굴림" w:eastAsia="굴림" w:hAnsi="굴림" w:hint="eastAsia"/>
+          <w:sz w:val="20"/>
+          <w:szCs w:val="20"/>
+        </w:rPr>
+        <w:t>맥락은 파악이 안되기 때문에 틀린 답을 내놓을 가능성이 높음</w:t>
+      </w:r>
+    </w:p>
+    <w:p>
+      <w:pPr>
+        <w:pStyle w:val="a6"/>
+        <w:numPr>
           <w:ilvl w:val="1"/>
           <w:numId w:val="5"/>
         </w:numPr>
@@ -1812,7 +1850,39 @@
           <w:sz w:val="20"/>
           <w:szCs w:val="20"/>
         </w:rPr>
-        <w:t>ea25eq</w:t>
+        <w:t>e</w:t>
+      </w:r>
+      <w:r>
+        <w:rPr>
+          <w:rFonts w:ascii="굴림" w:eastAsia="굴림" w:hAnsi="굴림" w:hint="eastAsia"/>
+          <w:sz w:val="20"/>
+          <w:szCs w:val="20"/>
+        </w:rPr>
+        <w:t>q</w:t>
+      </w:r>
+      <w:r>
+        <w:rPr>
+          <w:rFonts w:ascii="굴림" w:eastAsia="굴림" w:hAnsi="굴림"/>
+          <w:sz w:val="20"/>
+          <w:szCs w:val="20"/>
+        </w:rPr>
+        <w:t>2</w:t>
+      </w:r>
+      <w:r>
+        <w:rPr>
+          <w:rFonts w:ascii="굴림" w:eastAsia="굴림" w:hAnsi="굴림"/>
+          <w:sz w:val="20"/>
+          <w:szCs w:val="20"/>
+        </w:rPr>
+        <w:t>S</w:t>
+      </w:r>
+      <w:r>
+        <w:rPr>
+          <w:rFonts w:ascii="굴림" w:eastAsia="굴림" w:hAnsi="굴림"/>
+          <w:sz w:val="20"/>
+          <w:szCs w:val="20"/>
+        </w:rPr>
+        <w:t>eq</w:t>
       </w:r>
       <w:r>
         <w:rPr>
@@ -1836,7 +1906,39 @@
           <w:sz w:val="20"/>
           <w:szCs w:val="20"/>
         </w:rPr>
-        <w:t xml:space="preserve"> 인코더-디코더 구조 </w:t>
+        <w:t xml:space="preserve"> </w:t>
+      </w:r>
+      <w:r>
+        <w:rPr>
+          <w:rFonts w:ascii="굴림" w:eastAsia="굴림" w:hAnsi="굴림"/>
+          <w:sz w:val="20"/>
+          <w:szCs w:val="20"/>
+        </w:rPr>
+        <w:t xml:space="preserve">시퀸스 </w:t>
+      </w:r>
+      <w:r>
+        <w:rPr>
+          <w:rFonts w:ascii="굴림" w:eastAsia="굴림" w:hAnsi="굴림" w:hint="eastAsia"/>
+          <w:sz w:val="20"/>
+          <w:szCs w:val="20"/>
+        </w:rPr>
+        <w:t xml:space="preserve">투 시퀀스 </w:t>
+      </w:r>
+      <w:r>
+        <w:rPr>
+          <w:rFonts w:ascii="굴림" w:eastAsia="굴림" w:hAnsi="굴림"/>
+          <w:sz w:val="20"/>
+          <w:szCs w:val="20"/>
+        </w:rPr>
+        <w:t xml:space="preserve">- </w:t>
+      </w:r>
+      <w:r>
+        <w:rPr>
+          <w:rFonts w:ascii="굴림" w:eastAsia="굴림" w:hAnsi="굴림" w:hint="eastAsia"/>
+          <w:sz w:val="20"/>
+          <w:szCs w:val="20"/>
+        </w:rPr>
+        <w:t xml:space="preserve">인코더-디코더 구조 </w:t>
       </w:r>
     </w:p>
     <w:p>
@@ -1874,39 +1976,39 @@
           <w:sz w:val="20"/>
           <w:szCs w:val="20"/>
         </w:rPr>
-        <w:t xml:space="preserve"> 입력 시퀸스를 순서대로 읽</w:t>
-      </w:r>
-      <w:r>
-        <w:rPr>
-          <w:rFonts w:ascii="굴림" w:eastAsia="굴림" w:hAnsi="굴림" w:hint="eastAsia"/>
-          <w:sz w:val="20"/>
-          <w:szCs w:val="20"/>
-        </w:rPr>
-        <w:t>어 context에서</w:t>
-      </w:r>
-      <w:r>
-        <w:rPr>
-          <w:rFonts w:ascii="굴림" w:eastAsia="굴림" w:hAnsi="굴림" w:hint="eastAsia"/>
-          <w:sz w:val="20"/>
-          <w:szCs w:val="20"/>
-        </w:rPr>
-        <w:t xml:space="preserve"> 고정 길이로</w:t>
-      </w:r>
-      <w:r>
-        <w:rPr>
-          <w:rFonts w:ascii="굴림" w:eastAsia="굴림" w:hAnsi="굴림" w:hint="eastAsia"/>
-          <w:sz w:val="20"/>
-          <w:szCs w:val="20"/>
-        </w:rPr>
-        <w:t xml:space="preserve"> 압축</w:t>
-      </w:r>
-      <w:r>
-        <w:rPr>
-          <w:rFonts w:ascii="굴림" w:eastAsia="굴림" w:hAnsi="굴림" w:hint="eastAsia"/>
-          <w:sz w:val="20"/>
-          <w:szCs w:val="20"/>
-        </w:rPr>
-        <w:t>, 디코더에 전달</w:t>
+        <w:t xml:space="preserve"> 입력 시퀸스</w:t>
+      </w:r>
+      <w:r>
+        <w:rPr>
+          <w:rFonts w:ascii="굴림" w:eastAsia="굴림" w:hAnsi="굴림" w:hint="eastAsia"/>
+          <w:sz w:val="20"/>
+          <w:szCs w:val="20"/>
+        </w:rPr>
+        <w:t>로 들어오는 히든 스테이션을 순차적으로 종합해서,</w:t>
+      </w:r>
+      <w:r>
+        <w:rPr>
+          <w:rFonts w:ascii="굴림" w:eastAsia="굴림" w:hAnsi="굴림"/>
+          <w:sz w:val="20"/>
+          <w:szCs w:val="20"/>
+        </w:rPr>
+        <w:t xml:space="preserve"> </w:t>
+      </w:r>
+      <w:r>
+        <w:rPr>
+          <w:rFonts w:ascii="굴림" w:eastAsia="굴림" w:hAnsi="굴림" w:hint="eastAsia"/>
+          <w:sz w:val="20"/>
+          <w:szCs w:val="20"/>
+        </w:rPr>
+        <w:t xml:space="preserve">최종적으로 종합된 마지막 히든 스테이션을 </w:t>
+      </w:r>
+      <w:r>
+        <w:rPr>
+          <w:rFonts w:ascii="굴림" w:eastAsia="굴림" w:hAnsi="굴림" w:hint="eastAsia"/>
+          <w:sz w:val="20"/>
+          <w:szCs w:val="20"/>
+        </w:rPr>
+        <w:t>디코더에 전달</w:t>
       </w:r>
     </w:p>
     <w:p>
@@ -1956,7 +2058,7 @@
       </w:r>
       <w:r>
         <w:rPr>
-          <w:rFonts w:ascii="굴림" w:eastAsia="굴림" w:hAnsi="굴림" w:hint="eastAsia"/>
+          <w:rFonts w:ascii="굴림" w:eastAsia="굴림" w:hAnsi="굴림"/>
           <w:sz w:val="20"/>
           <w:szCs w:val="20"/>
         </w:rPr>
@@ -1968,6 +2070,22 @@
           <w:sz w:val="20"/>
           <w:szCs w:val="20"/>
         </w:rPr>
+        <w:t>인코더에서 전달받은 마지막 히든 스테이션을 바탕으로</w:t>
+      </w:r>
+      <w:r>
+        <w:rPr>
+          <w:rFonts w:ascii="굴림" w:eastAsia="굴림" w:hAnsi="굴림" w:hint="eastAsia"/>
+          <w:sz w:val="20"/>
+          <w:szCs w:val="20"/>
+        </w:rPr>
+        <w:t xml:space="preserve"> </w:t>
+      </w:r>
+      <w:r>
+        <w:rPr>
+          <w:rFonts w:ascii="굴림" w:eastAsia="굴림" w:hAnsi="굴림" w:hint="eastAsia"/>
+          <w:sz w:val="20"/>
+          <w:szCs w:val="20"/>
+        </w:rPr>
         <w:t>SOS 토큰을 시작으로 토큰을 하나씩 생성, EOS 토큰이 나올때까지 반복</w:t>
       </w:r>
     </w:p>
@@ -1975,6 +2093,51 @@
       <w:pPr>
         <w:pStyle w:val="a6"/>
         <w:numPr>
+          <w:ilvl w:val="2"/>
+          <w:numId w:val="5"/>
+        </w:numPr>
+        <w:rPr>
+          <w:rFonts w:ascii="굴림" w:eastAsia="굴림" w:hAnsi="굴림"/>
+          <w:sz w:val="20"/>
+          <w:szCs w:val="20"/>
+        </w:rPr>
+      </w:pPr>
+      <w:r>
+        <w:rPr>
+          <w:rFonts w:ascii="굴림" w:eastAsia="굴림" w:hAnsi="굴림" w:hint="eastAsia"/>
+          <w:sz w:val="20"/>
+          <w:szCs w:val="20"/>
+        </w:rPr>
+        <w:lastRenderedPageBreak/>
+        <w:t xml:space="preserve">출력 방법은 빔서치 </w:t>
+      </w:r>
+    </w:p>
+    <w:p>
+      <w:pPr>
+        <w:pStyle w:val="a6"/>
+        <w:numPr>
+          <w:ilvl w:val="2"/>
+          <w:numId w:val="5"/>
+        </w:numPr>
+        <w:rPr>
+          <w:rFonts w:ascii="굴림" w:eastAsia="굴림" w:hAnsi="굴림"/>
+          <w:sz w:val="20"/>
+          <w:szCs w:val="20"/>
+        </w:rPr>
+      </w:pPr>
+      <w:r>
+        <w:rPr>
+          <w:rFonts w:ascii="굴림" w:eastAsia="굴림" w:hAnsi="굴림" w:hint="eastAsia"/>
+          <w:sz w:val="20"/>
+          <w:szCs w:val="20"/>
+        </w:rPr>
+        <w:t>문장이 길어지면 앞의 내용이 희석되는 바틀넥 현상이 발생해서 이 현상을 해결하기 위해 어텐션 개발</w:t>
+      </w:r>
+    </w:p>
+    <w:p>
+      <w:pPr>
+        <w:pStyle w:val="a6"/>
+        <w:numPr>
           <w:ilvl w:val="1"/>
           <w:numId w:val="5"/>
         </w:numPr>
@@ -2030,7 +2193,23 @@
           <w:sz w:val="20"/>
           <w:szCs w:val="20"/>
         </w:rPr>
-        <w:t>각 히든 스테이트에 중요도 순으로 가중치를 붙여 기울기 소실을 완화</w:t>
+        <w:t>각 히든 스테이트에 중요도 순으로 가중치를 붙여</w:t>
+      </w:r>
+      <w:r>
+        <w:rPr>
+          <w:rFonts w:ascii="굴림" w:eastAsia="굴림" w:hAnsi="굴림" w:hint="eastAsia"/>
+          <w:sz w:val="20"/>
+          <w:szCs w:val="20"/>
+        </w:rPr>
+        <w:t xml:space="preserve"> 히든 스테이트 전체를 참조,</w:t>
+      </w:r>
+      <w:r>
+        <w:rPr>
+          <w:rFonts w:ascii="굴림" w:eastAsia="굴림" w:hAnsi="굴림" w:hint="eastAsia"/>
+          <w:sz w:val="20"/>
+          <w:szCs w:val="20"/>
+        </w:rPr>
+        <w:t xml:space="preserve"> 기울기 소실을 완화</w:t>
       </w:r>
     </w:p>
     <w:p>
@@ -2098,7 +2277,6 @@
           <w:sz w:val="20"/>
           <w:szCs w:val="20"/>
         </w:rPr>
-        <w:lastRenderedPageBreak/>
         <w:t xml:space="preserve">self </w:t>
       </w:r>
       <w:r>
@@ -2299,7 +2477,7 @@
 </file>
 
 <file path=word/endnotes.xml><?xml version="1.0" encoding="utf-8"?>
-<w:endnotes xmlns:wpc="http://schemas.microsoft.com/office/word/2010/wordprocessingCanvas" xmlns:cx="http://schemas.microsoft.com/office/drawing/2014/chartex" xmlns:cx1="http://schemas.microsoft.com/office/drawing/2015/9/8/chartex" xmlns:cx2="http://schemas.microsoft.com/office/drawing/2015/10/21/chartex" xmlns:cx3="http://schemas.microsoft.com/office/drawing/2016/5/9/chartex" xmlns:cx4="http://schemas.microsoft.com/office/drawing/2016/5/10/chartex" xmlns:cx5="http://schemas.microsoft.com/office/drawing/2016/5/11/chartex" xmlns:cx6="http://schemas.microsoft.com/office/drawing/2016/5/12/chartex" xmlns:cx7="http://schemas.microsoft.com/office/drawing/2016/5/13/chartex" xmlns:cx8="http://schemas.microsoft.com/office/drawing/2016/5/14/chartex" xmlns:mc="http://schemas.openxmlformats.org/markup-compatibility/2006" xmlns:aink="http://schemas.microsoft.com/office/drawing/2016/ink" xmlns:am3d="http://schemas.microsoft.com/office/drawing/2017/model3d" xmlns:o="urn:schemas-microsoft-com:office:office" xmlns:oel="http://schemas.microsoft.com/office/2019/extlst" xmlns:r="http://schemas.openxmlformats.org/officeDocument/2006/relationships" xmlns:m="http://schemas.openxmlformats.org/officeDocument/2006/math" xmlns:v="urn:schemas-microsoft-com:vml" xmlns:wp14="http://schemas.microsoft.com/office/word/2010/wordprocessingDrawing" xmlns:wp="http://schemas.openxmlformats.org/drawingml/2006/wordprocessingDrawing" xmlns:w10="urn:schemas-microsoft-com:office:word" xmlns:w="http://schemas.openxmlformats.org/wordprocessingml/2006/main" xmlns:w14="http://schemas.microsoft.com/office/word/2010/wordml" xmlns:w15="http://schemas.microsoft.com/office/word/2012/wordml" xmlns:w16cei="http://schemas.microsoft.com/office/word/2026/wordml/cei" xmlns:w16cex="http://schemas.microsoft.com/office/word/2018/wordml/cex" xmlns:w16cid="http://schemas.microsoft.com/office/word/2016/wordml/cid" xmlns:w16="http://schemas.microsoft.com/office/word/2018/wordml" xmlns:w16du="http://schemas.microsoft.com/office/word/2023/wordml/word16du" xmlns:w16sdtdh="http://schemas.microsoft.com/office/word/2020/wordml/sdtdatahash" xmlns:w16sdtfl="http://schemas.microsoft.com/office/word/2024/wordml/sdtformatlock" xmlns:w16se="http://schemas.microsoft.com/office/word/2015/wordml/symex" xmlns:wpg="http://schemas.microsoft.com/office/word/2010/wordprocessingGroup" xmlns:wpi="http://schemas.microsoft.com/office/word/2010/wordprocessingInk" xmlns:wne="http://schemas.microsoft.com/office/word/2006/wordml" xmlns:wps="http://schemas.microsoft.com/office/word/2010/wordprocessingShape" mc:Ignorable="w14 w15 w16se w16cid w16 w16cex w16sdtdh w16sdtfl w16du wp14">
+<w:endnotes xmlns:wpc="http://schemas.microsoft.com/office/word/2010/wordprocessingCanvas" xmlns:cx="http://schemas.microsoft.com/office/drawing/2014/chartex" xmlns:cx1="http://schemas.microsoft.com/office/drawing/2015/9/8/chartex" xmlns:cx2="http://schemas.microsoft.com/office/drawing/2015/10/21/chartex" xmlns:cx3="http://schemas.microsoft.com/office/drawing/2016/5/9/chartex" xmlns:cx4="http://schemas.microsoft.com/office/drawing/2016/5/10/chartex" xmlns:cx5="http://schemas.microsoft.com/office/drawing/2016/5/11/chartex" xmlns:cx6="http://schemas.microsoft.com/office/drawing/2016/5/12/chartex" xmlns:cx7="http://schemas.microsoft.com/office/drawing/2016/5/13/chartex" xmlns:cx8="http://schemas.microsoft.com/office/drawing/2016/5/14/chartex" xmlns:mc="http://schemas.openxmlformats.org/markup-compatibility/2006" xmlns:aink="http://schemas.microsoft.com/office/drawing/2016/ink" xmlns:am3d="http://schemas.microsoft.com/office/drawing/2017/model3d" xmlns:o="urn:schemas-microsoft-com:office:office" xmlns:r="http://schemas.openxmlformats.org/officeDocument/2006/relationships" xmlns:m="http://schemas.openxmlformats.org/officeDocument/2006/math" xmlns:v="urn:schemas-microsoft-com:vml" xmlns:wp14="http://schemas.microsoft.com/office/word/2010/wordprocessingDrawing" xmlns:wp="http://schemas.openxmlformats.org/drawingml/2006/wordprocessingDrawing" xmlns:w10="urn:schemas-microsoft-com:office:word" xmlns:w="http://schemas.openxmlformats.org/wordprocessingml/2006/main" xmlns:w14="http://schemas.microsoft.com/office/word/2010/wordml" xmlns:w15="http://schemas.microsoft.com/office/word/2012/wordml" xmlns:w16cex="http://schemas.microsoft.com/office/word/2018/wordml/cex" xmlns:w16cid="http://schemas.microsoft.com/office/word/2016/wordml/cid" xmlns:w16="http://schemas.microsoft.com/office/word/2018/wordml" xmlns:w16sdtdh="http://schemas.microsoft.com/office/word/2020/wordml/sdtdatahash" xmlns:w16se="http://schemas.microsoft.com/office/word/2015/wordml/symex" xmlns:wpg="http://schemas.microsoft.com/office/word/2010/wordprocessingGroup" xmlns:wpi="http://schemas.microsoft.com/office/word/2010/wordprocessingInk" xmlns:wne="http://schemas.microsoft.com/office/word/2006/wordml" xmlns:wps="http://schemas.microsoft.com/office/word/2010/wordprocessingShape" mc:Ignorable="w14 w15 w16se w16cid w16 w16cex w16sdtdh wp14">
   <w:endnote w:type="separator" w:id="-1">
     <w:p>
       <w:pPr>
@@ -2324,7 +2502,7 @@
 </file>
 
 <file path=word/footnotes.xml><?xml version="1.0" encoding="utf-8"?>
-<w:footnotes xmlns:wpc="http://schemas.microsoft.com/office/word/2010/wordprocessingCanvas" xmlns:cx="http://schemas.microsoft.com/office/drawing/2014/chartex" xmlns:cx1="http://schemas.microsoft.com/office/drawing/2015/9/8/chartex" xmlns:cx2="http://schemas.microsoft.com/office/drawing/2015/10/21/chartex" xmlns:cx3="http://schemas.microsoft.com/office/drawing/2016/5/9/chartex" xmlns:cx4="http://schemas.microsoft.com/office/drawing/2016/5/10/chartex" xmlns:cx5="http://schemas.microsoft.com/office/drawing/2016/5/11/chartex" xmlns:cx6="http://schemas.microsoft.com/office/drawing/2016/5/12/chartex" xmlns:cx7="http://schemas.microsoft.com/office/drawing/2016/5/13/chartex" xmlns:cx8="http://schemas.microsoft.com/office/drawing/2016/5/14/chartex" xmlns:mc="http://schemas.openxmlformats.org/markup-compatibility/2006" xmlns:aink="http://schemas.microsoft.com/office/drawing/2016/ink" xmlns:am3d="http://schemas.microsoft.com/office/drawing/2017/model3d" xmlns:o="urn:schemas-microsoft-com:office:office" xmlns:oel="http://schemas.microsoft.com/office/2019/extlst" xmlns:r="http://schemas.openxmlformats.org/officeDocument/2006/relationships" xmlns:m="http://schemas.openxmlformats.org/officeDocument/2006/math" xmlns:v="urn:schemas-microsoft-com:vml" xmlns:wp14="http://schemas.microsoft.com/office/word/2010/wordprocessingDrawing" xmlns:wp="http://schemas.openxmlformats.org/drawingml/2006/wordprocessingDrawing" xmlns:w10="urn:schemas-microsoft-com:office:word" xmlns:w="http://schemas.openxmlformats.org/wordprocessingml/2006/main" xmlns:w14="http://schemas.microsoft.com/office/word/2010/wordml" xmlns:w15="http://schemas.microsoft.com/office/word/2012/wordml" xmlns:w16cei="http://schemas.microsoft.com/office/word/2026/wordml/cei" xmlns:w16cex="http://schemas.microsoft.com/office/word/2018/wordml/cex" xmlns:w16cid="http://schemas.microsoft.com/office/word/2016/wordml/cid" xmlns:w16="http://schemas.microsoft.com/office/word/2018/wordml" xmlns:w16du="http://schemas.microsoft.com/office/word/2023/wordml/word16du" xmlns:w16sdtdh="http://schemas.microsoft.com/office/word/2020/wordml/sdtdatahash" xmlns:w16sdtfl="http://schemas.microsoft.com/office/word/2024/wordml/sdtformatlock" xmlns:w16se="http://schemas.microsoft.com/office/word/2015/wordml/symex" xmlns:wpg="http://schemas.microsoft.com/office/word/2010/wordprocessingGroup" xmlns:wpi="http://schemas.microsoft.com/office/word/2010/wordprocessingInk" xmlns:wne="http://schemas.microsoft.com/office/word/2006/wordml" xmlns:wps="http://schemas.microsoft.com/office/word/2010/wordprocessingShape" mc:Ignorable="w14 w15 w16se w16cid w16 w16cex w16sdtdh w16sdtfl w16du wp14">
+<w:footnotes xmlns:wpc="http://schemas.microsoft.com/office/word/2010/wordprocessingCanvas" xmlns:cx="http://schemas.microsoft.com/office/drawing/2014/chartex" xmlns:cx1="http://schemas.microsoft.com/office/drawing/2015/9/8/chartex" xmlns:cx2="http://schemas.microsoft.com/office/drawing/2015/10/21/chartex" xmlns:cx3="http://schemas.microsoft.com/office/drawing/2016/5/9/chartex" xmlns:cx4="http://schemas.microsoft.com/office/drawing/2016/5/10/chartex" xmlns:cx5="http://schemas.microsoft.com/office/drawing/2016/5/11/chartex" xmlns:cx6="http://schemas.microsoft.com/office/drawing/2016/5/12/chartex" xmlns:cx7="http://schemas.microsoft.com/office/drawing/2016/5/13/chartex" xmlns:cx8="http://schemas.microsoft.com/office/drawing/2016/5/14/chartex" xmlns:mc="http://schemas.openxmlformats.org/markup-compatibility/2006" xmlns:aink="http://schemas.microsoft.com/office/drawing/2016/ink" xmlns:am3d="http://schemas.microsoft.com/office/drawing/2017/model3d" xmlns:o="urn:schemas-microsoft-com:office:office" xmlns:r="http://schemas.openxmlformats.org/officeDocument/2006/relationships" xmlns:m="http://schemas.openxmlformats.org/officeDocument/2006/math" xmlns:v="urn:schemas-microsoft-com:vml" xmlns:wp14="http://schemas.microsoft.com/office/word/2010/wordprocessingDrawing" xmlns:wp="http://schemas.openxmlformats.org/drawingml/2006/wordprocessingDrawing" xmlns:w10="urn:schemas-microsoft-com:office:word" xmlns:w="http://schemas.openxmlformats.org/wordprocessingml/2006/main" xmlns:w14="http://schemas.microsoft.com/office/word/2010/wordml" xmlns:w15="http://schemas.microsoft.com/office/word/2012/wordml" xmlns:w16cex="http://schemas.microsoft.com/office/word/2018/wordml/cex" xmlns:w16cid="http://schemas.microsoft.com/office/word/2016/wordml/cid" xmlns:w16="http://schemas.microsoft.com/office/word/2018/wordml" xmlns:w16sdtdh="http://schemas.microsoft.com/office/word/2020/wordml/sdtdatahash" xmlns:w16se="http://schemas.microsoft.com/office/word/2015/wordml/symex" xmlns:wpg="http://schemas.microsoft.com/office/word/2010/wordprocessingGroup" xmlns:wpi="http://schemas.microsoft.com/office/word/2010/wordprocessingInk" xmlns:wne="http://schemas.microsoft.com/office/word/2006/wordml" xmlns:wps="http://schemas.microsoft.com/office/word/2010/wordprocessingShape" mc:Ignorable="w14 w15 w16se w16cid w16 w16cex w16sdtdh wp14">
   <w:footnote w:type="separator" w:id="-1">
     <w:p>
       <w:pPr>
@@ -2349,7 +2527,7 @@
 </file>
 
 <file path=word/numbering.xml><?xml version="1.0" encoding="utf-8"?>
-<w:numbering xmlns:wpc="http://schemas.microsoft.com/office/word/2010/wordprocessingCanvas" xmlns:cx="http://schemas.microsoft.com/office/drawing/2014/chartex" xmlns:cx1="http://schemas.microsoft.com/office/drawing/2015/9/8/chartex" xmlns:cx2="http://schemas.microsoft.com/office/drawing/2015/10/21/chartex" xmlns:cx3="http://schemas.microsoft.com/office/drawing/2016/5/9/chartex" xmlns:cx4="http://schemas.microsoft.com/office/drawing/2016/5/10/chartex" xmlns:cx5="http://schemas.microsoft.com/office/drawing/2016/5/11/chartex" xmlns:cx6="http://schemas.microsoft.com/office/drawing/2016/5/12/chartex" xmlns:cx7="http://schemas.microsoft.com/office/drawing/2016/5/13/chartex" xmlns:cx8="http://schemas.microsoft.com/office/drawing/2016/5/14/chartex" xmlns:mc="http://schemas.openxmlformats.org/markup-compatibility/2006" xmlns:aink="http://schemas.microsoft.com/office/drawing/2016/ink" xmlns:am3d="http://schemas.microsoft.com/office/drawing/2017/model3d" xmlns:o="urn:schemas-microsoft-com:office:office" xmlns:oel="http://schemas.microsoft.com/office/2019/extlst" xmlns:r="http://schemas.openxmlformats.org/officeDocument/2006/relationships" xmlns:m="http://schemas.openxmlformats.org/officeDocument/2006/math" xmlns:v="urn:schemas-microsoft-com:vml" xmlns:wp14="http://schemas.microsoft.com/office/word/2010/wordprocessingDrawing" xmlns:wp="http://schemas.openxmlformats.org/drawingml/2006/wordprocessingDrawing" xmlns:w10="urn:schemas-microsoft-com:office:word" xmlns:w="http://schemas.openxmlformats.org/wordprocessingml/2006/main" xmlns:w14="http://schemas.microsoft.com/office/word/2010/wordml" xmlns:w15="http://schemas.microsoft.com/office/word/2012/wordml" xmlns:w16cei="http://schemas.microsoft.com/office/word/2026/wordml/cei" xmlns:w16cex="http://schemas.microsoft.com/office/word/2018/wordml/cex" xmlns:w16cid="http://schemas.microsoft.com/office/word/2016/wordml/cid" xmlns:w16="http://schemas.microsoft.com/office/word/2018/wordml" xmlns:w16du="http://schemas.microsoft.com/office/word/2023/wordml/word16du" xmlns:w16sdtdh="http://schemas.microsoft.com/office/word/2020/wordml/sdtdatahash" xmlns:w16sdtfl="http://schemas.microsoft.com/office/word/2024/wordml/sdtformatlock" xmlns:w16se="http://schemas.microsoft.com/office/word/2015/wordml/symex" xmlns:wpg="http://schemas.microsoft.com/office/word/2010/wordprocessingGroup" xmlns:wpi="http://schemas.microsoft.com/office/word/2010/wordprocessingInk" xmlns:wne="http://schemas.microsoft.com/office/word/2006/wordml" xmlns:wps="http://schemas.microsoft.com/office/word/2010/wordprocessingShape" mc:Ignorable="w14 w15 w16se w16cid w16 w16cex w16sdtdh w16sdtfl w16du wp14">
+<w:numbering xmlns:wpc="http://schemas.microsoft.com/office/word/2010/wordprocessingCanvas" xmlns:cx="http://schemas.microsoft.com/office/drawing/2014/chartex" xmlns:cx1="http://schemas.microsoft.com/office/drawing/2015/9/8/chartex" xmlns:cx2="http://schemas.microsoft.com/office/drawing/2015/10/21/chartex" xmlns:cx3="http://schemas.microsoft.com/office/drawing/2016/5/9/chartex" xmlns:cx4="http://schemas.microsoft.com/office/drawing/2016/5/10/chartex" xmlns:cx5="http://schemas.microsoft.com/office/drawing/2016/5/11/chartex" xmlns:cx6="http://schemas.microsoft.com/office/drawing/2016/5/12/chartex" xmlns:cx7="http://schemas.microsoft.com/office/drawing/2016/5/13/chartex" xmlns:cx8="http://schemas.microsoft.com/office/drawing/2016/5/14/chartex" xmlns:mc="http://schemas.openxmlformats.org/markup-compatibility/2006" xmlns:aink="http://schemas.microsoft.com/office/drawing/2016/ink" xmlns:am3d="http://schemas.microsoft.com/office/drawing/2017/model3d" xmlns:o="urn:schemas-microsoft-com:office:office" xmlns:r="http://schemas.openxmlformats.org/officeDocument/2006/relationships" xmlns:m="http://schemas.openxmlformats.org/officeDocument/2006/math" xmlns:v="urn:schemas-microsoft-com:vml" xmlns:wp14="http://schemas.microsoft.com/office/word/2010/wordprocessingDrawing" xmlns:wp="http://schemas.openxmlformats.org/drawingml/2006/wordprocessingDrawing" xmlns:w10="urn:schemas-microsoft-com:office:word" xmlns:w="http://schemas.openxmlformats.org/wordprocessingml/2006/main" xmlns:w14="http://schemas.microsoft.com/office/word/2010/wordml" xmlns:w15="http://schemas.microsoft.com/office/word/2012/wordml" xmlns:w16cex="http://schemas.microsoft.com/office/word/2018/wordml/cex" xmlns:w16cid="http://schemas.microsoft.com/office/word/2016/wordml/cid" xmlns:w16="http://schemas.microsoft.com/office/word/2018/wordml" xmlns:w16sdtdh="http://schemas.microsoft.com/office/word/2020/wordml/sdtdatahash" xmlns:w16se="http://schemas.microsoft.com/office/word/2015/wordml/symex" xmlns:wpg="http://schemas.microsoft.com/office/word/2010/wordprocessingGroup" xmlns:wpi="http://schemas.microsoft.com/office/word/2010/wordprocessingInk" xmlns:wne="http://schemas.microsoft.com/office/word/2006/wordml" xmlns:wps="http://schemas.microsoft.com/office/word/2010/wordprocessingShape" mc:Ignorable="w14 w15 w16se w16cid w16 w16cex w16sdtdh wp14">
   <w:abstractNum w:abstractNumId="0" w15:restartNumberingAfterBreak="0">
     <w:nsid w:val="04683BC2"/>
     <w:multiLevelType w:val="multilevel"/>
@@ -3015,32 +3193,32 @@
       </w:rPr>
     </w:lvl>
   </w:abstractNum>
-  <w:num w:numId="1" w16cid:durableId="710114980">
+  <w:num w:numId="1">
     <w:abstractNumId w:val="6"/>
   </w:num>
-  <w:num w:numId="2" w16cid:durableId="1112673486">
+  <w:num w:numId="2">
     <w:abstractNumId w:val="2"/>
   </w:num>
-  <w:num w:numId="3" w16cid:durableId="855919407">
+  <w:num w:numId="3">
     <w:abstractNumId w:val="4"/>
   </w:num>
-  <w:num w:numId="4" w16cid:durableId="3437262">
+  <w:num w:numId="4">
     <w:abstractNumId w:val="3"/>
   </w:num>
-  <w:num w:numId="5" w16cid:durableId="276376840">
+  <w:num w:numId="5">
     <w:abstractNumId w:val="1"/>
   </w:num>
-  <w:num w:numId="6" w16cid:durableId="223488186">
+  <w:num w:numId="6">
     <w:abstractNumId w:val="0"/>
   </w:num>
-  <w:num w:numId="7" w16cid:durableId="2114322967">
+  <w:num w:numId="7">
     <w:abstractNumId w:val="5"/>
   </w:num>
 </w:numbering>
 </file>
 
 <file path=word/styles.xml><?xml version="1.0" encoding="utf-8"?>
-<w:styles xmlns:mc="http://schemas.openxmlformats.org/markup-compatibility/2006" xmlns:r="http://schemas.openxmlformats.org/officeDocument/2006/relationships" xmlns:w="http://schemas.openxmlformats.org/wordprocessingml/2006/main" xmlns:w14="http://schemas.microsoft.com/office/word/2010/wordml" xmlns:w15="http://schemas.microsoft.com/office/word/2012/wordml" xmlns:w16cex="http://schemas.microsoft.com/office/word/2018/wordml/cex" xmlns:w16cid="http://schemas.microsoft.com/office/word/2016/wordml/cid" xmlns:w16="http://schemas.microsoft.com/office/word/2018/wordml" xmlns:w16du="http://schemas.microsoft.com/office/word/2023/wordml/word16du" xmlns:w16sdtdh="http://schemas.microsoft.com/office/word/2020/wordml/sdtdatahash" xmlns:w16sdtfl="http://schemas.microsoft.com/office/word/2024/wordml/sdtformatlock" xmlns:w16se="http://schemas.microsoft.com/office/word/2015/wordml/symex" mc:Ignorable="w14 w15 w16se w16cid w16 w16cex w16sdtdh w16sdtfl w16du">
+<w:styles xmlns:mc="http://schemas.openxmlformats.org/markup-compatibility/2006" xmlns:r="http://schemas.openxmlformats.org/officeDocument/2006/relationships" xmlns:w="http://schemas.openxmlformats.org/wordprocessingml/2006/main" xmlns:w14="http://schemas.microsoft.com/office/word/2010/wordml" xmlns:w15="http://schemas.microsoft.com/office/word/2012/wordml" xmlns:w16cex="http://schemas.microsoft.com/office/word/2018/wordml/cex" xmlns:w16cid="http://schemas.microsoft.com/office/word/2016/wordml/cid" xmlns:w16="http://schemas.microsoft.com/office/word/2018/wordml" xmlns:w16sdtdh="http://schemas.microsoft.com/office/word/2020/wordml/sdtdatahash" xmlns:w16se="http://schemas.microsoft.com/office/word/2015/wordml/symex" mc:Ignorable="w14 w15 w16se w16cid w16 w16cex w16sdtdh">
   <w:docDefaults>
     <w:rPrDefault>
       <w:rPr>

--- a/3. AI/2-1. 자연어 처리 기본 - 워드 임베딩, 순환 신경망, 자연어 생성, 트렌스포머.docx
+++ b/3. AI/2-1. 자연어 처리 기본 - 워드 임베딩, 순환 신경망, 자연어 생성, 트렌스포머.docx
@@ -2216,6 +2216,74 @@
       <w:pPr>
         <w:pStyle w:val="a6"/>
         <w:numPr>
+          <w:ilvl w:val="0"/>
+          <w:numId w:val="5"/>
+        </w:numPr>
+        <w:rPr>
+          <w:rFonts w:ascii="굴림" w:eastAsia="굴림" w:hAnsi="굴림"/>
+          <w:sz w:val="20"/>
+          <w:szCs w:val="20"/>
+        </w:rPr>
+      </w:pPr>
+      <w:r>
+        <w:rPr>
+          <w:rFonts w:ascii="굴림" w:eastAsia="굴림" w:hAnsi="굴림" w:hint="eastAsia"/>
+          <w:sz w:val="20"/>
+          <w:szCs w:val="20"/>
+        </w:rPr>
+        <w:t>T</w:t>
+      </w:r>
+      <w:r>
+        <w:rPr>
+          <w:rFonts w:ascii="굴림" w:eastAsia="굴림" w:hAnsi="굴림"/>
+          <w:sz w:val="20"/>
+          <w:szCs w:val="20"/>
+        </w:rPr>
+        <w:t>ransfomer</w:t>
+      </w:r>
+    </w:p>
+    <w:p>
+      <w:pPr>
+        <w:pStyle w:val="a6"/>
+        <w:numPr>
+          <w:ilvl w:val="1"/>
+          <w:numId w:val="5"/>
+        </w:numPr>
+        <w:rPr>
+          <w:rFonts w:ascii="굴림" w:eastAsia="굴림" w:hAnsi="굴림"/>
+          <w:sz w:val="20"/>
+          <w:szCs w:val="20"/>
+        </w:rPr>
+      </w:pPr>
+      <w:r>
+        <w:rPr>
+          <w:rFonts w:ascii="굴림" w:eastAsia="굴림" w:hAnsi="굴림" w:hint="eastAsia"/>
+          <w:sz w:val="20"/>
+          <w:szCs w:val="20"/>
+        </w:rPr>
+        <w:t>s</w:t>
+      </w:r>
+      <w:r>
+        <w:rPr>
+          <w:rFonts w:ascii="굴림" w:eastAsia="굴림" w:hAnsi="굴림"/>
+          <w:sz w:val="20"/>
+          <w:szCs w:val="20"/>
+        </w:rPr>
+        <w:t xml:space="preserve">elf-Attention – 한 </w:t>
+      </w:r>
+      <w:r>
+        <w:rPr>
+          <w:rFonts w:ascii="굴림" w:eastAsia="굴림" w:hAnsi="굴림" w:hint="eastAsia"/>
+          <w:sz w:val="20"/>
+          <w:szCs w:val="20"/>
+        </w:rPr>
+        <w:t>문장 내에서 발생하는 어텐션</w:t>
+      </w:r>
+    </w:p>
+    <w:p>
+      <w:pPr>
+        <w:pStyle w:val="a6"/>
+        <w:numPr>
           <w:ilvl w:val="2"/>
           <w:numId w:val="5"/>
         </w:numPr>
@@ -2231,19 +2299,203 @@
           <w:sz w:val="20"/>
           <w:szCs w:val="20"/>
         </w:rPr>
-        <w:t xml:space="preserve">두 가지 효과 </w:t>
-      </w:r>
-      <w:r>
-        <w:rPr>
-          <w:rFonts w:ascii="굴림" w:eastAsia="굴림" w:hAnsi="굴림"/>
-          <w:sz w:val="20"/>
-          <w:szCs w:val="20"/>
-        </w:rPr>
-        <w:t>–</w:t>
-      </w:r>
-      <w:r>
-        <w:rPr>
-          <w:rFonts w:ascii="굴림" w:eastAsia="굴림" w:hAnsi="굴림" w:hint="eastAsia"/>
+        <w:t>R</w:t>
+      </w:r>
+      <w:r>
+        <w:rPr>
+          <w:rFonts w:ascii="굴림" w:eastAsia="굴림" w:hAnsi="굴림"/>
+          <w:sz w:val="20"/>
+          <w:szCs w:val="20"/>
+        </w:rPr>
+        <w:t>NN</w:t>
+      </w:r>
+      <w:r>
+        <w:rPr>
+          <w:rFonts w:ascii="굴림" w:eastAsia="굴림" w:hAnsi="굴림" w:hint="eastAsia"/>
+          <w:sz w:val="20"/>
+          <w:szCs w:val="20"/>
+        </w:rPr>
+        <w:t>의 한계</w:t>
+      </w:r>
+    </w:p>
+    <w:p>
+      <w:pPr>
+        <w:pStyle w:val="a6"/>
+        <w:numPr>
+          <w:ilvl w:val="3"/>
+          <w:numId w:val="5"/>
+        </w:numPr>
+        <w:rPr>
+          <w:rFonts w:ascii="굴림" w:eastAsia="굴림" w:hAnsi="굴림"/>
+          <w:sz w:val="20"/>
+          <w:szCs w:val="20"/>
+        </w:rPr>
+      </w:pPr>
+      <w:r>
+        <w:rPr>
+          <w:rFonts w:ascii="굴림" w:eastAsia="굴림" w:hAnsi="굴림" w:hint="eastAsia"/>
+          <w:sz w:val="20"/>
+          <w:szCs w:val="20"/>
+        </w:rPr>
+        <w:t>장기 의존성이 약함</w:t>
+      </w:r>
+      <w:r>
+        <w:rPr>
+          <w:rFonts w:ascii="굴림" w:eastAsia="굴림" w:hAnsi="굴림"/>
+          <w:sz w:val="20"/>
+          <w:szCs w:val="20"/>
+        </w:rPr>
+        <w:t xml:space="preserve"> - </w:t>
+      </w:r>
+      <w:r>
+        <w:rPr>
+          <w:rFonts w:ascii="굴림" w:eastAsia="굴림" w:hAnsi="굴림" w:hint="eastAsia"/>
+          <w:sz w:val="20"/>
+          <w:szCs w:val="20"/>
+        </w:rPr>
+        <w:t>문장이 길어지면 앞뒤의 맥락 파악이 어려워짐</w:t>
+      </w:r>
+    </w:p>
+    <w:p>
+      <w:pPr>
+        <w:pStyle w:val="a6"/>
+        <w:numPr>
+          <w:ilvl w:val="3"/>
+          <w:numId w:val="5"/>
+        </w:numPr>
+        <w:rPr>
+          <w:rFonts w:ascii="굴림" w:eastAsia="굴림" w:hAnsi="굴림"/>
+          <w:sz w:val="20"/>
+          <w:szCs w:val="20"/>
+        </w:rPr>
+      </w:pPr>
+      <w:r>
+        <w:rPr>
+          <w:rFonts w:ascii="굴림" w:eastAsia="굴림" w:hAnsi="굴림" w:hint="eastAsia"/>
+          <w:sz w:val="20"/>
+          <w:szCs w:val="20"/>
+        </w:rPr>
+        <w:t>병렬화가 불가능함</w:t>
+      </w:r>
+      <w:r>
+        <w:rPr>
+          <w:rFonts w:ascii="굴림" w:eastAsia="굴림" w:hAnsi="굴림"/>
+          <w:sz w:val="20"/>
+          <w:szCs w:val="20"/>
+        </w:rPr>
+        <w:t xml:space="preserve"> - </w:t>
+      </w:r>
+      <w:r>
+        <w:rPr>
+          <w:rFonts w:ascii="굴림" w:eastAsia="굴림" w:hAnsi="굴림" w:hint="eastAsia"/>
+          <w:sz w:val="20"/>
+          <w:szCs w:val="20"/>
+        </w:rPr>
+        <w:t>히든 스테이트를 순차적으로 계산하기에 병렬 계산이 강점인 G</w:t>
+      </w:r>
+      <w:r>
+        <w:rPr>
+          <w:rFonts w:ascii="굴림" w:eastAsia="굴림" w:hAnsi="굴림"/>
+          <w:sz w:val="20"/>
+          <w:szCs w:val="20"/>
+        </w:rPr>
+        <w:t xml:space="preserve">PU </w:t>
+      </w:r>
+      <w:r>
+        <w:rPr>
+          <w:rFonts w:ascii="굴림" w:eastAsia="굴림" w:hAnsi="굴림" w:hint="eastAsia"/>
+          <w:sz w:val="20"/>
+          <w:szCs w:val="20"/>
+        </w:rPr>
+        <w:t>사용이 제한됨</w:t>
+      </w:r>
+      <w:r>
+        <w:rPr>
+          <w:rFonts w:ascii="굴림" w:eastAsia="굴림" w:hAnsi="굴림"/>
+          <w:sz w:val="20"/>
+          <w:szCs w:val="20"/>
+        </w:rPr>
+        <w:t>)</w:t>
+      </w:r>
+    </w:p>
+    <w:p>
+      <w:pPr>
+        <w:pStyle w:val="a6"/>
+        <w:numPr>
+          <w:ilvl w:val="1"/>
+          <w:numId w:val="5"/>
+        </w:numPr>
+        <w:rPr>
+          <w:rFonts w:ascii="굴림" w:eastAsia="굴림" w:hAnsi="굴림"/>
+          <w:sz w:val="20"/>
+          <w:szCs w:val="20"/>
+        </w:rPr>
+      </w:pPr>
+      <w:r>
+        <w:rPr>
+          <w:rFonts w:ascii="굴림" w:eastAsia="굴림" w:hAnsi="굴림" w:hint="eastAsia"/>
+          <w:sz w:val="20"/>
+          <w:szCs w:val="20"/>
+        </w:rPr>
+        <w:t>s</w:t>
+      </w:r>
+      <w:r>
+        <w:rPr>
+          <w:rFonts w:ascii="굴림" w:eastAsia="굴림" w:hAnsi="굴림"/>
+          <w:sz w:val="20"/>
+          <w:szCs w:val="20"/>
+        </w:rPr>
+        <w:t xml:space="preserve">elf-attantion – RNN </w:t>
+      </w:r>
+      <w:r>
+        <w:rPr>
+          <w:rFonts w:ascii="굴림" w:eastAsia="굴림" w:hAnsi="굴림" w:hint="eastAsia"/>
+          <w:sz w:val="20"/>
+          <w:szCs w:val="20"/>
+        </w:rPr>
+        <w:t>자체를 대체할 수 있는 어텐션</w:t>
+      </w:r>
+    </w:p>
+    <w:p>
+      <w:pPr>
+        <w:pStyle w:val="a6"/>
+        <w:numPr>
+          <w:ilvl w:val="2"/>
+          <w:numId w:val="5"/>
+        </w:numPr>
+        <w:rPr>
+          <w:rFonts w:ascii="굴림" w:eastAsia="굴림" w:hAnsi="굴림"/>
+          <w:sz w:val="20"/>
+          <w:szCs w:val="20"/>
+        </w:rPr>
+      </w:pPr>
+      <w:r>
+        <w:rPr>
+          <w:rFonts w:ascii="굴림" w:eastAsia="굴림" w:hAnsi="굴림" w:hint="eastAsia"/>
+          <w:sz w:val="20"/>
+          <w:szCs w:val="20"/>
+        </w:rPr>
+        <w:t>각각의 단어들을 동시에 전체 참조를 하며 어텐션을 수행해서</w:t>
+      </w:r>
+      <w:r>
+        <w:rPr>
+          <w:rFonts w:ascii="굴림" w:eastAsia="굴림" w:hAnsi="굴림"/>
+          <w:sz w:val="20"/>
+          <w:szCs w:val="20"/>
+        </w:rPr>
+        <w:t>,</w:t>
+      </w:r>
+      <w:r>
+        <w:rPr>
+          <w:rFonts w:ascii="굴림" w:eastAsia="굴림" w:hAnsi="굴림" w:hint="eastAsia"/>
+          <w:sz w:val="20"/>
+          <w:szCs w:val="20"/>
+        </w:rPr>
+        <w:t xml:space="preserve"> 쿼리,</w:t>
+      </w:r>
+      <w:r>
+        <w:rPr>
+          <w:rFonts w:ascii="굴림" w:eastAsia="굴림" w:hAnsi="굴림"/>
           <w:sz w:val="20"/>
           <w:szCs w:val="20"/>
         </w:rPr>
@@ -2255,75 +2507,523 @@
           <w:sz w:val="20"/>
           <w:szCs w:val="20"/>
         </w:rPr>
-        <w:t>중요도 정리로 정렬 가능</w:t>
-      </w:r>
-    </w:p>
-    <w:p>
-      <w:pPr>
-        <w:pStyle w:val="a6"/>
-        <w:numPr>
-          <w:ilvl w:val="1"/>
-          <w:numId w:val="5"/>
-        </w:numPr>
-        <w:rPr>
-          <w:rFonts w:ascii="굴림" w:eastAsia="굴림" w:hAnsi="굴림"/>
-          <w:sz w:val="20"/>
-          <w:szCs w:val="20"/>
-        </w:rPr>
-      </w:pPr>
-      <w:r>
-        <w:rPr>
-          <w:rFonts w:ascii="굴림" w:eastAsia="굴림" w:hAnsi="굴림" w:hint="eastAsia"/>
-          <w:sz w:val="20"/>
-          <w:szCs w:val="20"/>
-        </w:rPr>
-        <w:t xml:space="preserve">self </w:t>
-      </w:r>
-      <w:r>
-        <w:rPr>
-          <w:rFonts w:ascii="굴림" w:eastAsia="굴림" w:hAnsi="굴림"/>
-          <w:sz w:val="20"/>
-          <w:szCs w:val="20"/>
-        </w:rPr>
-        <w:t>–</w:t>
-      </w:r>
-      <w:r>
-        <w:rPr>
-          <w:rFonts w:ascii="굴림" w:eastAsia="굴림" w:hAnsi="굴림" w:hint="eastAsia"/>
-          <w:sz w:val="20"/>
-          <w:szCs w:val="20"/>
-        </w:rPr>
-        <w:t xml:space="preserve"> attantion </w:t>
-      </w:r>
-    </w:p>
-    <w:p>
-      <w:pPr>
-        <w:pStyle w:val="a6"/>
-        <w:numPr>
-          <w:ilvl w:val="0"/>
-          <w:numId w:val="5"/>
-        </w:numPr>
-        <w:rPr>
-          <w:rFonts w:ascii="굴림" w:eastAsia="굴림" w:hAnsi="굴림"/>
-          <w:sz w:val="20"/>
-          <w:szCs w:val="20"/>
-        </w:rPr>
-      </w:pPr>
-      <w:r>
-        <w:rPr>
-          <w:rFonts w:ascii="굴림" w:eastAsia="굴림" w:hAnsi="굴림" w:hint="eastAsia"/>
-          <w:sz w:val="20"/>
-          <w:szCs w:val="20"/>
-        </w:rPr>
-        <w:t>T</w:t>
-      </w:r>
-      <w:r>
-        <w:rPr>
-          <w:rFonts w:ascii="굴림" w:eastAsia="굴림" w:hAnsi="굴림"/>
-          <w:sz w:val="20"/>
-          <w:szCs w:val="20"/>
-        </w:rPr>
-        <w:t>ransfomer</w:t>
+        <w:t>키</w:t>
+      </w:r>
+      <w:r>
+        <w:rPr>
+          <w:rFonts w:ascii="굴림" w:eastAsia="굴림" w:hAnsi="굴림"/>
+          <w:sz w:val="20"/>
+          <w:szCs w:val="20"/>
+        </w:rPr>
+        <w:t xml:space="preserve">, </w:t>
+      </w:r>
+      <w:r>
+        <w:rPr>
+          <w:rFonts w:ascii="굴림" w:eastAsia="굴림" w:hAnsi="굴림" w:hint="eastAsia"/>
+          <w:sz w:val="20"/>
+          <w:szCs w:val="20"/>
+        </w:rPr>
+        <w:t>벨류의 형태로 바꿔 계산</w:t>
+      </w:r>
+    </w:p>
+    <w:p>
+      <w:pPr>
+        <w:pStyle w:val="a6"/>
+        <w:numPr>
+          <w:ilvl w:val="3"/>
+          <w:numId w:val="5"/>
+        </w:numPr>
+        <w:rPr>
+          <w:rFonts w:ascii="굴림" w:eastAsia="굴림" w:hAnsi="굴림"/>
+          <w:sz w:val="20"/>
+          <w:szCs w:val="20"/>
+        </w:rPr>
+      </w:pPr>
+      <w:r>
+        <w:rPr>
+          <w:rFonts w:ascii="굴림" w:eastAsia="굴림" w:hAnsi="굴림"/>
+          <w:sz w:val="20"/>
+          <w:szCs w:val="20"/>
+        </w:rPr>
+        <w:t xml:space="preserve">Query </w:t>
+      </w:r>
+      <w:r>
+        <w:rPr>
+          <w:rFonts w:ascii="굴림" w:eastAsia="굴림" w:hAnsi="굴림" w:hint="eastAsia"/>
+          <w:sz w:val="20"/>
+          <w:szCs w:val="20"/>
+        </w:rPr>
+        <w:t>벡</w:t>
+      </w:r>
+      <w:r>
+        <w:rPr>
+          <w:rFonts w:ascii="굴림" w:eastAsia="굴림" w:hAnsi="굴림"/>
+          <w:sz w:val="20"/>
+          <w:szCs w:val="20"/>
+        </w:rPr>
+        <w:t xml:space="preserve">터 – 해당 단어가 다른 단어로부터 </w:t>
+      </w:r>
+      <w:r>
+        <w:rPr>
+          <w:rFonts w:ascii="굴림" w:eastAsia="굴림" w:hAnsi="굴림" w:hint="eastAsia"/>
+          <w:sz w:val="20"/>
+          <w:szCs w:val="20"/>
+        </w:rPr>
+        <w:t>어떤 정보를 찾을지를 정의</w:t>
+      </w:r>
+      <w:r>
+        <w:rPr>
+          <w:rFonts w:ascii="굴림" w:eastAsia="굴림" w:hAnsi="굴림" w:hint="eastAsia"/>
+          <w:sz w:val="20"/>
+          <w:szCs w:val="20"/>
+        </w:rPr>
+        <w:t xml:space="preserve"> </w:t>
+      </w:r>
+      <w:r>
+        <w:rPr>
+          <w:rFonts w:ascii="굴림" w:eastAsia="굴림" w:hAnsi="굴림"/>
+          <w:sz w:val="20"/>
+          <w:szCs w:val="20"/>
+        </w:rPr>
+        <w:t xml:space="preserve">– </w:t>
+      </w:r>
+      <w:r>
+        <w:rPr>
+          <w:rFonts w:ascii="굴림" w:eastAsia="굴림" w:hAnsi="굴림" w:hint="eastAsia"/>
+          <w:sz w:val="20"/>
+          <w:szCs w:val="20"/>
+        </w:rPr>
+        <w:t>단어 자체의 아이덴티티</w:t>
+      </w:r>
+    </w:p>
+    <w:p>
+      <w:pPr>
+        <w:pStyle w:val="a6"/>
+        <w:numPr>
+          <w:ilvl w:val="3"/>
+          <w:numId w:val="5"/>
+        </w:numPr>
+        <w:rPr>
+          <w:rFonts w:ascii="굴림" w:eastAsia="굴림" w:hAnsi="굴림"/>
+          <w:sz w:val="20"/>
+          <w:szCs w:val="20"/>
+        </w:rPr>
+      </w:pPr>
+      <w:r>
+        <w:rPr>
+          <w:rFonts w:ascii="굴림" w:eastAsia="굴림" w:hAnsi="굴림"/>
+          <w:sz w:val="20"/>
+          <w:szCs w:val="20"/>
+        </w:rPr>
+        <w:t xml:space="preserve">key </w:t>
+      </w:r>
+      <w:r>
+        <w:rPr>
+          <w:rFonts w:ascii="굴림" w:eastAsia="굴림" w:hAnsi="굴림" w:hint="eastAsia"/>
+          <w:sz w:val="20"/>
+          <w:szCs w:val="20"/>
+        </w:rPr>
+        <w:t xml:space="preserve">벡터 </w:t>
+      </w:r>
+      <w:r>
+        <w:rPr>
+          <w:rFonts w:ascii="굴림" w:eastAsia="굴림" w:hAnsi="굴림"/>
+          <w:sz w:val="20"/>
+          <w:szCs w:val="20"/>
+        </w:rPr>
+        <w:t xml:space="preserve">– </w:t>
+      </w:r>
+      <w:r>
+        <w:rPr>
+          <w:rFonts w:ascii="굴림" w:eastAsia="굴림" w:hAnsi="굴림" w:hint="eastAsia"/>
+          <w:sz w:val="20"/>
+          <w:szCs w:val="20"/>
+        </w:rPr>
+        <w:t>해단 단어가 자신이 가진 정보를 표현</w:t>
+      </w:r>
+      <w:r>
+        <w:rPr>
+          <w:rFonts w:ascii="굴림" w:eastAsia="굴림" w:hAnsi="굴림" w:hint="eastAsia"/>
+          <w:sz w:val="20"/>
+          <w:szCs w:val="20"/>
+        </w:rPr>
+        <w:t xml:space="preserve"> </w:t>
+      </w:r>
+      <w:r>
+        <w:rPr>
+          <w:rFonts w:ascii="굴림" w:eastAsia="굴림" w:hAnsi="굴림"/>
+          <w:sz w:val="20"/>
+          <w:szCs w:val="20"/>
+        </w:rPr>
+        <w:t xml:space="preserve">– </w:t>
+      </w:r>
+      <w:r>
+        <w:rPr>
+          <w:rFonts w:ascii="굴림" w:eastAsia="굴림" w:hAnsi="굴림" w:hint="eastAsia"/>
+          <w:sz w:val="20"/>
+          <w:szCs w:val="20"/>
+        </w:rPr>
+        <w:t>이 단어가 어떤 단어들과 쓰일 수 있는지 목록</w:t>
+      </w:r>
+    </w:p>
+    <w:p>
+      <w:pPr>
+        <w:pStyle w:val="a6"/>
+        <w:numPr>
+          <w:ilvl w:val="3"/>
+          <w:numId w:val="5"/>
+        </w:numPr>
+        <w:rPr>
+          <w:rFonts w:ascii="굴림" w:eastAsia="굴림" w:hAnsi="굴림"/>
+          <w:sz w:val="20"/>
+          <w:szCs w:val="20"/>
+        </w:rPr>
+      </w:pPr>
+      <w:r>
+        <w:rPr>
+          <w:rFonts w:ascii="굴림" w:eastAsia="굴림" w:hAnsi="굴림"/>
+          <w:sz w:val="20"/>
+          <w:szCs w:val="20"/>
+        </w:rPr>
+        <w:t xml:space="preserve">value </w:t>
+      </w:r>
+      <w:r>
+        <w:rPr>
+          <w:rFonts w:ascii="굴림" w:eastAsia="굴림" w:hAnsi="굴림" w:hint="eastAsia"/>
+          <w:sz w:val="20"/>
+          <w:szCs w:val="20"/>
+        </w:rPr>
+        <w:t xml:space="preserve">벡터 </w:t>
+      </w:r>
+      <w:r>
+        <w:rPr>
+          <w:rFonts w:ascii="굴림" w:eastAsia="굴림" w:hAnsi="굴림"/>
+          <w:sz w:val="20"/>
+          <w:szCs w:val="20"/>
+        </w:rPr>
+        <w:t xml:space="preserve">– </w:t>
+      </w:r>
+      <w:r>
+        <w:rPr>
+          <w:rFonts w:ascii="굴림" w:eastAsia="굴림" w:hAnsi="굴림" w:hint="eastAsia"/>
+          <w:sz w:val="20"/>
+          <w:szCs w:val="20"/>
+        </w:rPr>
+        <w:t>실제로 참조되는 정보 내용</w:t>
+      </w:r>
+      <w:r>
+        <w:rPr>
+          <w:rFonts w:ascii="굴림" w:eastAsia="굴림" w:hAnsi="굴림" w:hint="eastAsia"/>
+          <w:sz w:val="20"/>
+          <w:szCs w:val="20"/>
+        </w:rPr>
+        <w:t xml:space="preserve"> </w:t>
+      </w:r>
+      <w:r>
+        <w:rPr>
+          <w:rFonts w:ascii="굴림" w:eastAsia="굴림" w:hAnsi="굴림"/>
+          <w:sz w:val="20"/>
+          <w:szCs w:val="20"/>
+        </w:rPr>
+        <w:t xml:space="preserve">– </w:t>
+      </w:r>
+      <w:r>
+        <w:rPr>
+          <w:rFonts w:ascii="굴림" w:eastAsia="굴림" w:hAnsi="굴림" w:hint="eastAsia"/>
+          <w:sz w:val="20"/>
+          <w:szCs w:val="20"/>
+        </w:rPr>
+        <w:t>다른 단어들과 어떤 관계를 맺고 어떤 가중치를 받았나</w:t>
+      </w:r>
+    </w:p>
+    <w:p>
+      <w:pPr>
+        <w:pStyle w:val="a6"/>
+        <w:numPr>
+          <w:ilvl w:val="2"/>
+          <w:numId w:val="5"/>
+        </w:numPr>
+        <w:rPr>
+          <w:rFonts w:ascii="굴림" w:eastAsia="굴림" w:hAnsi="굴림"/>
+          <w:sz w:val="20"/>
+          <w:szCs w:val="20"/>
+        </w:rPr>
+      </w:pPr>
+      <w:r>
+        <w:rPr>
+          <w:rFonts w:ascii="굴림" w:eastAsia="굴림" w:hAnsi="굴림"/>
+          <w:sz w:val="20"/>
+          <w:szCs w:val="20"/>
+        </w:rPr>
+        <w:t xml:space="preserve">셀프 </w:t>
+      </w:r>
+      <w:r>
+        <w:rPr>
+          <w:rFonts w:ascii="굴림" w:eastAsia="굴림" w:hAnsi="굴림" w:hint="eastAsia"/>
+          <w:sz w:val="20"/>
+          <w:szCs w:val="20"/>
+        </w:rPr>
+        <w:t>어탠션의 한계</w:t>
+      </w:r>
+    </w:p>
+    <w:p>
+      <w:pPr>
+        <w:pStyle w:val="a6"/>
+        <w:numPr>
+          <w:ilvl w:val="3"/>
+          <w:numId w:val="5"/>
+        </w:numPr>
+        <w:rPr>
+          <w:rFonts w:ascii="굴림" w:eastAsia="굴림" w:hAnsi="굴림"/>
+          <w:sz w:val="20"/>
+          <w:szCs w:val="20"/>
+        </w:rPr>
+      </w:pPr>
+      <w:r>
+        <w:rPr>
+          <w:rFonts w:ascii="굴림" w:eastAsia="굴림" w:hAnsi="굴림" w:hint="eastAsia"/>
+          <w:sz w:val="20"/>
+          <w:szCs w:val="20"/>
+        </w:rPr>
+        <w:t xml:space="preserve">순서 정보의 부재 </w:t>
+      </w:r>
+      <w:r>
+        <w:rPr>
+          <w:rFonts w:ascii="굴림" w:eastAsia="굴림" w:hAnsi="굴림"/>
+          <w:sz w:val="20"/>
+          <w:szCs w:val="20"/>
+        </w:rPr>
+        <w:t xml:space="preserve">– </w:t>
+      </w:r>
+      <w:r>
+        <w:rPr>
+          <w:rFonts w:ascii="굴림" w:eastAsia="굴림" w:hAnsi="굴림" w:hint="eastAsia"/>
+          <w:sz w:val="20"/>
+          <w:szCs w:val="20"/>
+        </w:rPr>
+        <w:t>단어간 유사도만 고려</w:t>
+      </w:r>
+    </w:p>
+    <w:p>
+      <w:pPr>
+        <w:pStyle w:val="a6"/>
+        <w:numPr>
+          <w:ilvl w:val="4"/>
+          <w:numId w:val="5"/>
+        </w:numPr>
+        <w:rPr>
+          <w:rFonts w:ascii="굴림" w:eastAsia="굴림" w:hAnsi="굴림"/>
+          <w:sz w:val="20"/>
+          <w:szCs w:val="20"/>
+        </w:rPr>
+      </w:pPr>
+      <w:r>
+        <w:rPr>
+          <w:rFonts w:ascii="굴림" w:eastAsia="굴림" w:hAnsi="굴림" w:hint="eastAsia"/>
+          <w:sz w:val="20"/>
+          <w:szCs w:val="20"/>
+        </w:rPr>
+        <w:t xml:space="preserve">포지셔널 임베딩으로 완화 </w:t>
+      </w:r>
+      <w:r>
+        <w:rPr>
+          <w:rFonts w:ascii="굴림" w:eastAsia="굴림" w:hAnsi="굴림"/>
+          <w:sz w:val="20"/>
+          <w:szCs w:val="20"/>
+        </w:rPr>
+        <w:t xml:space="preserve">– </w:t>
+      </w:r>
+      <w:r>
+        <w:rPr>
+          <w:rFonts w:ascii="굴림" w:eastAsia="굴림" w:hAnsi="굴림" w:hint="eastAsia"/>
+          <w:sz w:val="20"/>
+          <w:szCs w:val="20"/>
+        </w:rPr>
+        <w:t>각자의 거리가 가까운 단어일수록 큰 가중치를 줌</w:t>
+      </w:r>
+    </w:p>
+    <w:p>
+      <w:pPr>
+        <w:pStyle w:val="a6"/>
+        <w:numPr>
+          <w:ilvl w:val="3"/>
+          <w:numId w:val="5"/>
+        </w:numPr>
+        <w:rPr>
+          <w:rFonts w:ascii="굴림" w:eastAsia="굴림" w:hAnsi="굴림"/>
+          <w:sz w:val="20"/>
+          <w:szCs w:val="20"/>
+        </w:rPr>
+      </w:pPr>
+      <w:r>
+        <w:rPr>
+          <w:rFonts w:ascii="굴림" w:eastAsia="굴림" w:hAnsi="굴림" w:hint="eastAsia"/>
+          <w:sz w:val="20"/>
+          <w:szCs w:val="20"/>
+        </w:rPr>
+        <w:t xml:space="preserve">비선형성 부족 </w:t>
+      </w:r>
+      <w:r>
+        <w:rPr>
+          <w:rFonts w:ascii="굴림" w:eastAsia="굴림" w:hAnsi="굴림"/>
+          <w:sz w:val="20"/>
+          <w:szCs w:val="20"/>
+        </w:rPr>
+        <w:t xml:space="preserve">– </w:t>
+      </w:r>
+      <w:r>
+        <w:rPr>
+          <w:rFonts w:ascii="굴림" w:eastAsia="굴림" w:hAnsi="굴림" w:hint="eastAsia"/>
+          <w:sz w:val="20"/>
+          <w:szCs w:val="20"/>
+        </w:rPr>
+        <w:t>가중 평균 연산이라는 선형 결합에 불과</w:t>
+      </w:r>
+      <w:r>
+        <w:rPr>
+          <w:rFonts w:ascii="굴림" w:eastAsia="굴림" w:hAnsi="굴림"/>
+          <w:sz w:val="20"/>
+          <w:szCs w:val="20"/>
+        </w:rPr>
+        <w:t xml:space="preserve">, </w:t>
+      </w:r>
+      <w:r>
+        <w:rPr>
+          <w:rFonts w:ascii="굴림" w:eastAsia="굴림" w:hAnsi="굴림" w:hint="eastAsia"/>
+          <w:sz w:val="20"/>
+          <w:szCs w:val="20"/>
+        </w:rPr>
+        <w:t>복잡한 패넡을 담기 어려움</w:t>
+      </w:r>
+    </w:p>
+    <w:p>
+      <w:pPr>
+        <w:pStyle w:val="a6"/>
+        <w:numPr>
+          <w:ilvl w:val="4"/>
+          <w:numId w:val="5"/>
+        </w:numPr>
+        <w:rPr>
+          <w:rFonts w:ascii="굴림" w:eastAsia="굴림" w:hAnsi="굴림"/>
+          <w:sz w:val="20"/>
+          <w:szCs w:val="20"/>
+        </w:rPr>
+      </w:pPr>
+      <w:r>
+        <w:rPr>
+          <w:rFonts w:ascii="굴림" w:eastAsia="굴림" w:hAnsi="굴림" w:hint="eastAsia"/>
+          <w:sz w:val="20"/>
+          <w:szCs w:val="20"/>
+        </w:rPr>
+        <w:t>피드 포워드 네트워크(차원을 확장하고 렐루를 추가하는 등</w:t>
+      </w:r>
+      <w:r>
+        <w:rPr>
+          <w:rFonts w:ascii="굴림" w:eastAsia="굴림" w:hAnsi="굴림"/>
+          <w:sz w:val="20"/>
+          <w:szCs w:val="20"/>
+        </w:rPr>
+        <w:t>)</w:t>
+      </w:r>
+      <w:r>
+        <w:rPr>
+          <w:rFonts w:ascii="굴림" w:eastAsia="굴림" w:hAnsi="굴림" w:hint="eastAsia"/>
+          <w:sz w:val="20"/>
+          <w:szCs w:val="20"/>
+        </w:rPr>
+        <w:t xml:space="preserve"> 추가로 완화</w:t>
+      </w:r>
+    </w:p>
+    <w:p>
+      <w:pPr>
+        <w:pStyle w:val="a6"/>
+        <w:numPr>
+          <w:ilvl w:val="3"/>
+          <w:numId w:val="5"/>
+        </w:numPr>
+        <w:rPr>
+          <w:rFonts w:ascii="굴림" w:eastAsia="굴림" w:hAnsi="굴림"/>
+          <w:sz w:val="20"/>
+          <w:szCs w:val="20"/>
+        </w:rPr>
+      </w:pPr>
+      <w:r>
+        <w:rPr>
+          <w:rFonts w:ascii="굴림" w:eastAsia="굴림" w:hAnsi="굴림" w:hint="eastAsia"/>
+          <w:sz w:val="20"/>
+          <w:szCs w:val="20"/>
+        </w:rPr>
+        <w:t>시퀸스를 순차적으로 생성해야 하는데</w:t>
+      </w:r>
+      <w:r>
+        <w:rPr>
+          <w:rFonts w:ascii="굴림" w:eastAsia="굴림" w:hAnsi="굴림"/>
+          <w:sz w:val="20"/>
+          <w:szCs w:val="20"/>
+        </w:rPr>
+        <w:t xml:space="preserve">, </w:t>
+      </w:r>
+      <w:r>
+        <w:rPr>
+          <w:rFonts w:ascii="굴림" w:eastAsia="굴림" w:hAnsi="굴림" w:hint="eastAsia"/>
+          <w:sz w:val="20"/>
+          <w:szCs w:val="20"/>
+        </w:rPr>
+        <w:t>셀프 어탠션은 모든 단어를 동시에 계산해서 생성되지도 않은 미래의 단어를 참조</w:t>
+      </w:r>
+    </w:p>
+    <w:p>
+      <w:pPr>
+        <w:pStyle w:val="a6"/>
+        <w:numPr>
+          <w:ilvl w:val="4"/>
+          <w:numId w:val="5"/>
+        </w:numPr>
+        <w:rPr>
+          <w:rFonts w:ascii="굴림" w:eastAsia="굴림" w:hAnsi="굴림"/>
+          <w:sz w:val="20"/>
+          <w:szCs w:val="20"/>
+        </w:rPr>
+      </w:pPr>
+      <w:r>
+        <w:rPr>
+          <w:rFonts w:ascii="굴림" w:eastAsia="굴림" w:hAnsi="굴림" w:hint="eastAsia"/>
+          <w:sz w:val="20"/>
+          <w:szCs w:val="20"/>
+        </w:rPr>
+        <w:t xml:space="preserve">마크드 셀프 어텐션 </w:t>
+      </w:r>
+      <w:r>
+        <w:rPr>
+          <w:rFonts w:ascii="굴림" w:eastAsia="굴림" w:hAnsi="굴림"/>
+          <w:sz w:val="20"/>
+          <w:szCs w:val="20"/>
+        </w:rPr>
+        <w:t xml:space="preserve">– </w:t>
+      </w:r>
+      <w:r>
+        <w:rPr>
+          <w:rFonts w:ascii="굴림" w:eastAsia="굴림" w:hAnsi="굴림" w:hint="eastAsia"/>
+          <w:sz w:val="20"/>
+          <w:szCs w:val="20"/>
+        </w:rPr>
+        <w:t xml:space="preserve">미래에 해당하는 항목의 확률을 </w:t>
+      </w:r>
+      <w:r>
+        <w:rPr>
+          <w:rFonts w:ascii="굴림" w:eastAsia="굴림" w:hAnsi="굴림"/>
+          <w:sz w:val="20"/>
+          <w:szCs w:val="20"/>
+        </w:rPr>
+        <w:t xml:space="preserve">-inf </w:t>
+      </w:r>
+      <w:r>
+        <w:rPr>
+          <w:rFonts w:ascii="굴림" w:eastAsia="굴림" w:hAnsi="굴림" w:hint="eastAsia"/>
+          <w:sz w:val="20"/>
+          <w:szCs w:val="20"/>
+        </w:rPr>
+        <w:t>로 설정해 계산할 때 반영되지 않음</w:t>
       </w:r>
     </w:p>
     <w:p>
